--- a/hlz-prd.docx
+++ b/hlz-prd.docx
@@ -359,6 +359,83 @@
                 <w:b w:val="0"/>
               </w:rPr>
               <w:t>评审整改：① 批量赠扣新增「标签筛选」（搜索/重置两按钮，点击搜索触发查询）；② 取消二次勾选，筛选/导入直接进目标用户列表，点确认即生效；③ 新增必填「备注」（≤500字，列表+明细展示）；④ 操作记录列表新增「下载明细」文字按钮；⑤ 虎力值明细客户端配色红减绿加（修正 App 端加号误显红、减号误显绿）</w:t>
+            </w:r>
+          </w:p>
+        </w:tc>
+        <w:tc>
+          <w:tcPr>
+            <w:tcW w:type="dxa" w:w="1728"/>
+          </w:tcPr>
+          <w:p>
+            <w:r/>
+            <w:r>
+              <w:rPr>
+                <w:rFonts w:eastAsia="Microsoft YaHei" w:ascii="Microsoft YaHei" w:hAnsi="Microsoft YaHei"/>
+                <w:b w:val="0"/>
+              </w:rPr>
+              <w:t>已定稿</w:t>
+            </w:r>
+          </w:p>
+        </w:tc>
+      </w:tr>
+      <w:tr>
+        <w:tc>
+          <w:tcPr>
+            <w:tcW w:type="dxa" w:w="1728"/>
+          </w:tcPr>
+          <w:p>
+            <w:r/>
+            <w:r>
+              <w:rPr>
+                <w:rFonts w:eastAsia="Microsoft YaHei" w:ascii="Microsoft YaHei" w:hAnsi="Microsoft YaHei"/>
+                <w:b w:val="0"/>
+              </w:rPr>
+              <w:t>v1.2</w:t>
+            </w:r>
+          </w:p>
+        </w:tc>
+        <w:tc>
+          <w:tcPr>
+            <w:tcW w:type="dxa" w:w="1728"/>
+          </w:tcPr>
+          <w:p>
+            <w:r/>
+            <w:r>
+              <w:rPr>
+                <w:rFonts w:eastAsia="Microsoft YaHei" w:ascii="Microsoft YaHei" w:hAnsi="Microsoft YaHei"/>
+                <w:b w:val="0"/>
+              </w:rPr>
+              <w:t>2026-07-29</w:t>
+            </w:r>
+          </w:p>
+        </w:tc>
+        <w:tc>
+          <w:tcPr>
+            <w:tcW w:type="dxa" w:w="1728"/>
+          </w:tcPr>
+          <w:p>
+            <w:r/>
+            <w:r>
+              <w:rPr>
+                <w:rFonts w:eastAsia="Microsoft YaHei" w:ascii="Microsoft YaHei" w:hAnsi="Microsoft YaHei"/>
+                <w:b w:val="0"/>
+              </w:rPr>
+              <w:t>PM</w:t>
+            </w:r>
+          </w:p>
+        </w:tc>
+        <w:tc>
+          <w:tcPr>
+            <w:tcW w:type="dxa" w:w="1728"/>
+          </w:tcPr>
+          <w:p>
+            <w:r/>
+            <w:r>
+              <w:rPr>
+                <w:rFonts w:eastAsia="Microsoft YaHei" w:ascii="Microsoft YaHei" w:hAnsi="Microsoft YaHei"/>
+                <w:b w:val="0"/>
+              </w:rPr>
+              <w:t>原型二次评审整改：① 批量弹窗筛选区重构为「统一筛选」——标签改为下拉多选、手机号/昵称/用户ID 作为并列筛选项，仅保留一个「搜索」按钮统一触发组合查询（点击搜索时一次性向服务端发起筛选），移除原平铺 checkbox 与按条件单独搜索；② 移除原型内大号紫色步骤序号，仅保留分区标题并优化排版；③ 备注文本框高度上调；④ 保留「重置」与「批量导入表格 / 下载导入模板」</w:t>
             </w:r>
           </w:p>
         </w:tc>
@@ -3463,7 +3540,7 @@
         </w:rPr>
         <w:drawing>
           <wp:inline xmlns:a="http://schemas.openxmlformats.org/drawingml/2006/main" xmlns:pic="http://schemas.openxmlformats.org/drawingml/2006/picture">
-            <wp:extent cx="5303520" cy="3683000"/>
+            <wp:extent cx="5303520" cy="3729038"/>
             <wp:docPr id="5" name="Picture 5"/>
             <wp:cNvGraphicFramePr>
               <a:graphicFrameLocks noChangeAspect="1"/>
@@ -3484,7 +3561,7 @@
                   <pic:spPr>
                     <a:xfrm>
                       <a:off x="0" y="0"/>
-                      <a:ext cx="5303520" cy="3683000"/>
+                      <a:ext cx="5303520" cy="3729038"/>
                     </a:xfrm>
                     <a:prstGeom prst="rect"/>
                   </pic:spPr>
@@ -3515,7 +3592,7 @@
           <w:rFonts w:eastAsia="Microsoft YaHei" w:ascii="Microsoft YaHei" w:hAnsi="Microsoft YaHei"/>
           <w:b w:val="0"/>
         </w:rPr>
-        <w:t>点击「批量赠送」或「批量扣除」按钮后弹出此面板。面板包含五个区域：标签筛选区、人员选择区、理由选择区、数量填写区、备注区。人员选择支持「标签筛选 / 手机号·用户ID 搜索添加 / 批量导入表格」三种方式，命中或导入的用户统一进入「目标用户列表」直接作为待操作名单（</w:t>
+        <w:t>点击「批量赠送」或「批量扣除」按钮后弹出此面板。面板包含五个区域：统一筛选区、目标用户列表、理由选择区、数量填写区、备注区。统一筛选区将「标签（下拉多选）、手机号/昵称、用户ID」作为并列筛选项，运营先勾选/填写所有条件后点击唯一「搜索」按钮一次性触发组合查询，命中或导入的用户统一进入「目标用户列表」直接作为待操作名单（</w:t>
       </w:r>
       <w:r>
         <w:rPr>
@@ -3674,7 +3751,7 @@
                 <w:rFonts w:eastAsia="Microsoft YaHei" w:ascii="Microsoft YaHei" w:hAnsi="Microsoft YaHei"/>
                 <w:b w:val="0"/>
               </w:rPr>
-              <w:t>标签筛选区</w:t>
+              <w:t>统一筛选区</w:t>
             </w:r>
           </w:p>
         </w:tc>
@@ -3689,7 +3766,7 @@
                 <w:rFonts w:eastAsia="Microsoft YaHei" w:ascii="Microsoft YaHei" w:hAnsi="Microsoft YaHei"/>
                 <w:b w:val="0"/>
               </w:rPr>
-              <w:t>用户标签多选 +「搜索」「重置」按钮</w:t>
+              <w:t>筛选条件组（标签下拉多选 + 手机号/昵称 + 用户ID）+「搜索」「重置」</w:t>
             </w:r>
           </w:p>
         </w:tc>
@@ -3702,9 +3779,44 @@
             <w:r>
               <w:rPr>
                 <w:rFonts w:eastAsia="Microsoft YaHei" w:ascii="Microsoft YaHei" w:hAnsi="Microsoft YaHei"/>
+                <w:b/>
+              </w:rPr>
+              <w:t>所有筛选条件先选/填，再点唯一「搜索」按钮统一触发组合查询</w:t>
+            </w:r>
+            <w:r>
+              <w:rPr>
+                <w:rFonts w:eastAsia="Microsoft YaHei" w:ascii="Microsoft YaHei" w:hAnsi="Microsoft YaHei"/>
                 <w:b w:val="0"/>
               </w:rPr>
-              <w:t>勾选目标用户标签（高活跃/沉睡用户/新用户/付费用户/VIP会员/风险用户），点击「搜索」向服务端发起筛选查询，命中的用户直接加入下方目标用户列表；点击「重置」清空已选标签并移除由标签筛选命中的用户</w:t>
+              <w:t xml:space="preserve">：① </w:t>
+            </w:r>
+            <w:r>
+              <w:rPr>
+                <w:rFonts w:eastAsia="Microsoft YaHei" w:ascii="Microsoft YaHei" w:hAnsi="Microsoft YaHei"/>
+                <w:b/>
+              </w:rPr>
+              <w:t>标签</w:t>
+            </w:r>
+            <w:r>
+              <w:rPr>
+                <w:rFonts w:eastAsia="Microsoft YaHei" w:ascii="Microsoft YaHei" w:hAnsi="Microsoft YaHei"/>
+                <w:b w:val="0"/>
+              </w:rPr>
+              <w:t xml:space="preserve">为「下拉多选」控件，点击展开勾选一个或多个用户标签（高活跃/沉睡用户/新用户/付费用户/VIP会员/风险用户），不再平铺 checkbox；② 手机号/昵称输入框支持模糊搜索；③ 用户ID输入框支持多个用逗号隔开。点击「搜索」→ 前端收集全部条件调用 </w:t>
+            </w:r>
+            <w:r>
+              <w:rPr>
+                <w:rFonts w:ascii="Microsoft YaHei" w:hAnsi="Microsoft YaHei" w:eastAsia="Microsoft YaHei"/>
+                <w:color w:val="BE123C"/>
+              </w:rPr>
+              <w:t>GET /api/admin/users?tags=标签1,标签2&amp;phone=手机号&amp;ids=用户ID&amp;page=1&amp;size=500</w:t>
+            </w:r>
+            <w:r>
+              <w:rPr>
+                <w:rFonts w:eastAsia="Microsoft YaHei" w:ascii="Microsoft YaHei" w:hAnsi="Microsoft YaHei"/>
+                <w:b w:val="0"/>
+              </w:rPr>
+              <w:t xml:space="preserve"> 一次性筛选，命中用户直接加入目标用户列表。点击「重置」清空所有筛选项并仅移除由筛选命中的用户（导入用户保留）。</w:t>
             </w:r>
           </w:p>
         </w:tc>
@@ -3719,131 +3831,7 @@
                 <w:rFonts w:eastAsia="Microsoft YaHei" w:ascii="Microsoft YaHei" w:hAnsi="Microsoft YaHei"/>
                 <w:b w:val="0"/>
               </w:rPr>
-              <w:t>仅「搜索」「重置」两个按钮，不为每个标签单独配按钮；标签枚举来自用户标签体系</w:t>
-            </w:r>
-          </w:p>
-        </w:tc>
-      </w:tr>
-      <w:tr>
-        <w:tc>
-          <w:tcPr>
-            <w:tcW w:type="dxa" w:w="2160"/>
-          </w:tcPr>
-          <w:p>
-            <w:r/>
-            <w:r>
-              <w:rPr>
-                <w:rFonts w:eastAsia="Microsoft YaHei" w:ascii="Microsoft YaHei" w:hAnsi="Microsoft YaHei"/>
-                <w:b w:val="0"/>
-              </w:rPr>
-              <w:t>人员选择区</w:t>
-            </w:r>
-          </w:p>
-        </w:tc>
-        <w:tc>
-          <w:tcPr>
-            <w:tcW w:type="dxa" w:w="2160"/>
-          </w:tcPr>
-          <w:p>
-            <w:r/>
-            <w:r>
-              <w:rPr>
-                <w:rFonts w:eastAsia="Microsoft YaHei" w:ascii="Microsoft YaHei" w:hAnsi="Microsoft YaHei"/>
-                <w:b w:val="0"/>
-              </w:rPr>
-              <w:t>手机号搜索框</w:t>
-            </w:r>
-          </w:p>
-        </w:tc>
-        <w:tc>
-          <w:tcPr>
-            <w:tcW w:type="dxa" w:w="2160"/>
-          </w:tcPr>
-          <w:p>
-            <w:r/>
-            <w:r>
-              <w:rPr>
-                <w:rFonts w:eastAsia="Microsoft YaHei" w:ascii="Microsoft YaHei" w:hAnsi="Microsoft YaHei"/>
-                <w:b w:val="0"/>
-              </w:rPr>
-              <w:t>输入手机号后点击「搜索添加」，支持多个手机号用逗号隔开一次添加，匹配结果直接进入目标用户列表</w:t>
-            </w:r>
-          </w:p>
-        </w:tc>
-        <w:tc>
-          <w:tcPr>
-            <w:tcW w:type="dxa" w:w="2160"/>
-          </w:tcPr>
-          <w:p>
-            <w:r/>
-            <w:r>
-              <w:rPr>
-                <w:rFonts w:eastAsia="Microsoft YaHei" w:ascii="Microsoft YaHei" w:hAnsi="Microsoft YaHei"/>
-                <w:b w:val="0"/>
-              </w:rPr>
-              <w:t>调用户检索接口</w:t>
-            </w:r>
-          </w:p>
-        </w:tc>
-      </w:tr>
-      <w:tr>
-        <w:tc>
-          <w:tcPr>
-            <w:tcW w:type="dxa" w:w="2160"/>
-          </w:tcPr>
-          <w:p>
-            <w:r/>
-            <w:r>
-              <w:rPr>
-                <w:rFonts w:eastAsia="Microsoft YaHei" w:ascii="Microsoft YaHei" w:hAnsi="Microsoft YaHei"/>
-                <w:b w:val="0"/>
-              </w:rPr>
-              <w:t>—</w:t>
-            </w:r>
-          </w:p>
-        </w:tc>
-        <w:tc>
-          <w:tcPr>
-            <w:tcW w:type="dxa" w:w="2160"/>
-          </w:tcPr>
-          <w:p>
-            <w:r/>
-            <w:r>
-              <w:rPr>
-                <w:rFonts w:eastAsia="Microsoft YaHei" w:ascii="Microsoft YaHei" w:hAnsi="Microsoft YaHei"/>
-                <w:b w:val="0"/>
-              </w:rPr>
-              <w:t>用户ID输入框</w:t>
-            </w:r>
-          </w:p>
-        </w:tc>
-        <w:tc>
-          <w:tcPr>
-            <w:tcW w:type="dxa" w:w="2160"/>
-          </w:tcPr>
-          <w:p>
-            <w:r/>
-            <w:r>
-              <w:rPr>
-                <w:rFonts w:eastAsia="Microsoft YaHei" w:ascii="Microsoft YaHei" w:hAnsi="Microsoft YaHei"/>
-                <w:b w:val="0"/>
-              </w:rPr>
-              <w:t>支持输入多个用户ID（逗号隔开）点击「添加」批量加入目标用户列表</w:t>
-            </w:r>
-          </w:p>
-        </w:tc>
-        <w:tc>
-          <w:tcPr>
-            <w:tcW w:type="dxa" w:w="2160"/>
-          </w:tcPr>
-          <w:p>
-            <w:r/>
-            <w:r>
-              <w:rPr>
-                <w:rFonts w:eastAsia="Microsoft YaHei" w:ascii="Microsoft YaHei" w:hAnsi="Microsoft YaHei"/>
-                <w:b w:val="0"/>
-              </w:rPr>
-              <w:t>不限定格式，支持任意标识（U_xxx / 纯数字 / 手机号）精准查询匹配</w:t>
+              <w:t>仅「搜索」「重置」两个按钮，不为每个条件单独配按钮；标签枚举来自用户标签体系</w:t>
             </w:r>
           </w:p>
         </w:tc>
@@ -4429,7 +4417,7 @@
         <w:rPr>
           <w:rFonts w:eastAsia="Microsoft YaHei" w:ascii="Microsoft YaHei" w:hAnsi="Microsoft YaHei"/>
         </w:rPr>
-        <w:t>标签筛选逻辑（点击「搜索」触发）</w:t>
+        <w:t>统一筛选逻辑（点击「搜索」一次性触发）</w:t>
       </w:r>
     </w:p>
     <w:p>
@@ -4450,14 +4438,56 @@
           <w:rFonts w:eastAsia="Microsoft YaHei" w:ascii="Microsoft YaHei" w:hAnsi="Microsoft YaHei"/>
           <w:b/>
         </w:rPr>
-        <w:t>选择标签：</w:t>
+        <w:t>选择筛选条件：</w:t>
       </w:r>
       <w:r>
         <w:rPr>
           <w:rFonts w:eastAsia="Microsoft YaHei" w:ascii="Microsoft YaHei" w:hAnsi="Microsoft YaHei"/>
           <w:b w:val="0"/>
         </w:rPr>
-        <w:t>运营在标签筛选区勾选一个或多个用户标签（支持多选）。</w:t>
+        <w:t xml:space="preserve">运营先在统一筛选区设置条件——① </w:t>
+      </w:r>
+      <w:r>
+        <w:rPr>
+          <w:rFonts w:eastAsia="Microsoft YaHei" w:ascii="Microsoft YaHei" w:hAnsi="Microsoft YaHei"/>
+          <w:b/>
+        </w:rPr>
+        <w:t>标签</w:t>
+      </w:r>
+      <w:r>
+        <w:rPr>
+          <w:rFonts w:eastAsia="Microsoft YaHei" w:ascii="Microsoft YaHei" w:hAnsi="Microsoft YaHei"/>
+          <w:b w:val="0"/>
+        </w:rPr>
+        <w:t xml:space="preserve">为下拉多选，点击展开后勾选一个或多个用户标签（支持多选，不再平铺 checkbox）；② </w:t>
+      </w:r>
+      <w:r>
+        <w:rPr>
+          <w:rFonts w:eastAsia="Microsoft YaHei" w:ascii="Microsoft YaHei" w:hAnsi="Microsoft YaHei"/>
+          <w:b/>
+        </w:rPr>
+        <w:t>手机号/昵称</w:t>
+      </w:r>
+      <w:r>
+        <w:rPr>
+          <w:rFonts w:eastAsia="Microsoft YaHei" w:ascii="Microsoft YaHei" w:hAnsi="Microsoft YaHei"/>
+          <w:b w:val="0"/>
+        </w:rPr>
+        <w:t xml:space="preserve">输入框支持模糊搜索；③ </w:t>
+      </w:r>
+      <w:r>
+        <w:rPr>
+          <w:rFonts w:eastAsia="Microsoft YaHei" w:ascii="Microsoft YaHei" w:hAnsi="Microsoft YaHei"/>
+          <w:b/>
+        </w:rPr>
+        <w:t>用户ID</w:t>
+      </w:r>
+      <w:r>
+        <w:rPr>
+          <w:rFonts w:eastAsia="Microsoft YaHei" w:ascii="Microsoft YaHei" w:hAnsi="Microsoft YaHei"/>
+          <w:b w:val="0"/>
+        </w:rPr>
+        <w:t>输入框支持多个用逗号隔开。</w:t>
       </w:r>
     </w:p>
     <w:p>
@@ -4476,21 +4506,35 @@
           <w:rFonts w:eastAsia="Microsoft YaHei" w:ascii="Microsoft YaHei" w:hAnsi="Microsoft YaHei"/>
           <w:b w:val="0"/>
         </w:rPr>
-        <w:t xml:space="preserve">前端收集已勾选标签列表，调用 </w:t>
+        <w:t xml:space="preserve">前端收集全部已设条件，调用 </w:t>
       </w:r>
       <w:r>
         <w:rPr>
           <w:rFonts w:ascii="Microsoft YaHei" w:hAnsi="Microsoft YaHei" w:eastAsia="Microsoft YaHei"/>
           <w:color w:val="BE123C"/>
         </w:rPr>
-        <w:t>GET /api/admin/users?tags=标签1,标签2&amp;page=1&amp;size=500</w:t>
+        <w:t>GET /api/admin/users?tags=标签1,标签2&amp;phone=手机号&amp;ids=用户ID&amp;page=1&amp;size=500</w:t>
       </w:r>
       <w:r>
         <w:rPr>
           <w:rFonts w:eastAsia="Microsoft YaHei" w:ascii="Microsoft YaHei" w:hAnsi="Microsoft YaHei"/>
           <w:b w:val="0"/>
         </w:rPr>
-        <w:t xml:space="preserve"> 向服务端发起筛选查询；服务端按标签匹配返回用户集合。</w:t>
+        <w:t xml:space="preserve"> 向服务端发起</w:t>
+      </w:r>
+      <w:r>
+        <w:rPr>
+          <w:rFonts w:eastAsia="Microsoft YaHei" w:ascii="Microsoft YaHei" w:hAnsi="Microsoft YaHei"/>
+          <w:b/>
+        </w:rPr>
+        <w:t>组合筛选</w:t>
+      </w:r>
+      <w:r>
+        <w:rPr>
+          <w:rFonts w:eastAsia="Microsoft YaHei" w:ascii="Microsoft YaHei" w:hAnsi="Microsoft YaHei"/>
+          <w:b w:val="0"/>
+        </w:rPr>
+        <w:t>查询；服务端按条件匹配返回用户集合。</w:t>
       </w:r>
     </w:p>
     <w:p>
@@ -4528,7 +4572,7 @@
           <w:rFonts w:eastAsia="Microsoft YaHei" w:ascii="Microsoft YaHei" w:hAnsi="Microsoft YaHei"/>
           <w:b w:val="0"/>
         </w:rPr>
-        <w:t>清空所有已勾选标签，并仅移除由标签筛选加入的用户（手动添加 / 导入的用户保留），目标用户列表计数同步刷新。</w:t>
+        <w:t>清空所有筛选输入（标签下拉、手机号、用户ID），并仅移除由筛选命中的用户（导入的用户保留），目标用户列表计数同步刷新。</w:t>
       </w:r>
     </w:p>
     <w:p>
@@ -4537,7 +4581,7 @@
           <w:rFonts w:eastAsia="Microsoft YaHei" w:ascii="Microsoft YaHei" w:hAnsi="Microsoft YaHei"/>
           <w:b w:val="0"/>
         </w:rPr>
-        <w:t>标签筛选与手动添加、批量导入三种方式相互独立又合并生效：最终「目标用户列表」= 标签命中 ∪ 手动添加 ∪ 导入，点击底部「确认赠送 / 确认扣除」即对该清单全部用户执行操作，</w:t>
+        <w:t>统一筛选与批量导入两种方式相互独立又合并生效：最终「目标用户列表」= 筛选命中 ∪ 导入，点击底部「确认赠送 / 确认扣除」即对该清单全部用户执行操作，</w:t>
       </w:r>
       <w:r>
         <w:rPr>
@@ -4579,7 +4623,7 @@
           <w:rFonts w:eastAsia="Microsoft YaHei" w:ascii="Microsoft YaHei" w:hAnsi="Microsoft YaHei"/>
           <w:b w:val="0"/>
         </w:rPr>
-        <w:t>目标用户列表不能为空 → 提示「请先选择人员（标签筛选/手动添加/导入）」；数量必须为正整数且 &gt; 0 → 提示「请输入有效的赠送数量」；理由必选 → 提示「请选择操作理由」；</w:t>
+        <w:t>目标用户列表不能为空 → 提示「请先通过筛选或导入选择人员」；数量必须为正整数且 &gt; 0 → 提示「请输入有效的赠送数量」；理由必选 → 提示「请选择操作理由」；</w:t>
       </w:r>
       <w:r>
         <w:rPr>
@@ -7945,7 +7989,7 @@
                 <w:rFonts w:eastAsia="Microsoft YaHei" w:ascii="Microsoft YaHei" w:hAnsi="Microsoft YaHei"/>
                 <w:b w:val="0"/>
               </w:rPr>
-              <w:t>在标签筛选区勾选「高活跃」「VIP会员」→ 点击「搜索」</w:t>
+              <w:t>在筛选区标签下拉勾选「高活跃」「VIP会员」→ 点击「搜索」</w:t>
             </w:r>
           </w:p>
         </w:tc>
@@ -7960,7 +8004,7 @@
                 <w:rFonts w:eastAsia="Microsoft YaHei" w:ascii="Microsoft YaHei" w:hAnsi="Microsoft YaHei"/>
                 <w:b w:val="0"/>
               </w:rPr>
-              <w:t>目标用户列表出现命中的用户（去重）；点击「重置」→ 标签清空且由标签命中的用户被移除，手动/导入用户保留</w:t>
+              <w:t>目标用户列表出现命中的用户（去重）；点击「重置」→ 标签清空且由筛选命中的用户被移除，导入用户保留</w:t>
             </w:r>
           </w:p>
         </w:tc>

--- a/hlz-prd.docx
+++ b/hlz-prd.docx
@@ -436,6 +436,125 @@
                 <w:b w:val="0"/>
               </w:rPr>
               <w:t>原型二次评审整改：① 批量弹窗筛选区重构为「统一筛选」——标签改为下拉多选、手机号/昵称/用户ID 作为并列筛选项，仅保留一个「搜索」按钮统一触发组合查询（点击搜索时一次性向服务端发起筛选），移除原平铺 checkbox 与按条件单独搜索；② 移除原型内大号紫色步骤序号，仅保留分区标题并优化排版；③ 备注文本框高度上调；④ 保留「重置」与「批量导入表格 / 下载导入模板」</w:t>
+            </w:r>
+          </w:p>
+        </w:tc>
+        <w:tc>
+          <w:tcPr>
+            <w:tcW w:type="dxa" w:w="1728"/>
+          </w:tcPr>
+          <w:p>
+            <w:r/>
+            <w:r>
+              <w:rPr>
+                <w:rFonts w:eastAsia="Microsoft YaHei" w:ascii="Microsoft YaHei" w:hAnsi="Microsoft YaHei"/>
+                <w:b w:val="0"/>
+              </w:rPr>
+              <w:t>已定稿</w:t>
+            </w:r>
+          </w:p>
+        </w:tc>
+      </w:tr>
+      <w:tr>
+        <w:tc>
+          <w:tcPr>
+            <w:tcW w:type="dxa" w:w="1728"/>
+          </w:tcPr>
+          <w:p>
+            <w:r/>
+            <w:r>
+              <w:rPr>
+                <w:rFonts w:eastAsia="Microsoft YaHei" w:ascii="Microsoft YaHei" w:hAnsi="Microsoft YaHei"/>
+                <w:b w:val="0"/>
+              </w:rPr>
+              <w:t>v1.3</w:t>
+            </w:r>
+          </w:p>
+        </w:tc>
+        <w:tc>
+          <w:tcPr>
+            <w:tcW w:type="dxa" w:w="1728"/>
+          </w:tcPr>
+          <w:p>
+            <w:r/>
+            <w:r>
+              <w:rPr>
+                <w:rFonts w:eastAsia="Microsoft YaHei" w:ascii="Microsoft YaHei" w:hAnsi="Microsoft YaHei"/>
+                <w:b w:val="0"/>
+              </w:rPr>
+              <w:t>2026-07-30</w:t>
+            </w:r>
+          </w:p>
+        </w:tc>
+        <w:tc>
+          <w:tcPr>
+            <w:tcW w:type="dxa" w:w="1728"/>
+          </w:tcPr>
+          <w:p>
+            <w:r/>
+            <w:r>
+              <w:rPr>
+                <w:rFonts w:eastAsia="Microsoft YaHei" w:ascii="Microsoft YaHei" w:hAnsi="Microsoft YaHei"/>
+                <w:b w:val="0"/>
+              </w:rPr>
+              <w:t>PM</w:t>
+            </w:r>
+          </w:p>
+        </w:tc>
+        <w:tc>
+          <w:tcPr>
+            <w:tcW w:type="dxa" w:w="1728"/>
+          </w:tcPr>
+          <w:p>
+            <w:r/>
+            <w:r>
+              <w:rPr>
+                <w:rFonts w:eastAsia="Microsoft YaHei" w:ascii="Microsoft YaHei" w:hAnsi="Microsoft YaHei"/>
+                <w:b w:val="0"/>
+              </w:rPr>
+              <w:t>评审整改（8 项）：① 活动标签改为</w:t>
+            </w:r>
+            <w:r>
+              <w:rPr>
+                <w:rFonts w:eastAsia="Microsoft YaHei" w:ascii="Microsoft YaHei" w:hAnsi="Microsoft YaHei"/>
+                <w:b/>
+              </w:rPr>
+              <w:t>单选</w:t>
+            </w:r>
+            <w:r>
+              <w:rPr>
+                <w:rFonts w:eastAsia="Microsoft YaHei" w:ascii="Microsoft YaHei" w:hAnsi="Microsoft YaHei"/>
+                <w:b w:val="0"/>
+              </w:rPr>
+              <w:t>下拉（枚举取自活动标签体系，非用户行为标签）；② 活动标签与手机号</w:t>
+            </w:r>
+            <w:r>
+              <w:rPr>
+                <w:rFonts w:eastAsia="Microsoft YaHei" w:ascii="Microsoft YaHei" w:hAnsi="Microsoft YaHei"/>
+                <w:b/>
+              </w:rPr>
+              <w:t>互斥</w:t>
+            </w:r>
+            <w:r>
+              <w:rPr>
+                <w:rFonts w:eastAsia="Microsoft YaHei" w:ascii="Microsoft YaHei" w:hAnsi="Microsoft YaHei"/>
+                <w:b w:val="0"/>
+              </w:rPr>
+              <w:t>，不可同时作为搜索条件；③ 移除昵称搜索（仅支持手机号精确/模糊查询）；④ 移除用户ID 搜索条件；⑤ 保留批量导入表格 / 下载导入模板；⑥ 移除「其他（自定义理由）」选项，理由仅支持预设字典枚举；⑦ 后管手机号展示取消脱敏，</w:t>
+            </w:r>
+            <w:r>
+              <w:rPr>
+                <w:rFonts w:eastAsia="Microsoft YaHei" w:ascii="Microsoft YaHei" w:hAnsi="Microsoft YaHei"/>
+                <w:b/>
+              </w:rPr>
+              <w:t>直接明文显示</w:t>
+            </w:r>
+            <w:r>
+              <w:rPr>
+                <w:rFonts w:eastAsia="Microsoft YaHei" w:ascii="Microsoft YaHei" w:hAnsi="Microsoft YaHei"/>
+                <w:b w:val="0"/>
+              </w:rPr>
+              <w:t>（如 13812341234）</w:t>
             </w:r>
           </w:p>
         </w:tc>
@@ -2065,7 +2184,7 @@
         </w:rPr>
         <w:drawing>
           <wp:inline xmlns:a="http://schemas.openxmlformats.org/drawingml/2006/main" xmlns:pic="http://schemas.openxmlformats.org/drawingml/2006/picture">
-            <wp:extent cx="5303520" cy="3314700"/>
+            <wp:extent cx="5303520" cy="3720751"/>
             <wp:docPr id="4" name="Picture 4"/>
             <wp:cNvGraphicFramePr>
               <a:graphicFrameLocks noChangeAspect="1"/>
@@ -2086,7 +2205,7 @@
                   <pic:spPr>
                     <a:xfrm>
                       <a:off x="0" y="0"/>
-                      <a:ext cx="5303520" cy="3314700"/>
+                      <a:ext cx="5303520" cy="3720751"/>
                     </a:xfrm>
                     <a:prstGeom prst="rect"/>
                   </pic:spPr>
@@ -2492,7 +2611,7 @@
                 <w:rFonts w:eastAsia="Microsoft YaHei" w:ascii="Microsoft YaHei" w:hAnsi="Microsoft YaHei"/>
                 <w:b w:val="0"/>
               </w:rPr>
-              <w:t>操作时选择的理由文本（来自预设字典或自由填写）</w:t>
+              <w:t>操作时选择的理由文本（来自预设字典，不支持自定义）</w:t>
             </w:r>
           </w:p>
         </w:tc>
@@ -3540,7 +3659,7 @@
         </w:rPr>
         <w:drawing>
           <wp:inline xmlns:a="http://schemas.openxmlformats.org/drawingml/2006/main" xmlns:pic="http://schemas.openxmlformats.org/drawingml/2006/picture">
-            <wp:extent cx="5303520" cy="3729038"/>
+            <wp:extent cx="5303520" cy="3720751"/>
             <wp:docPr id="5" name="Picture 5"/>
             <wp:cNvGraphicFramePr>
               <a:graphicFrameLocks noChangeAspect="1"/>
@@ -3561,7 +3680,7 @@
                   <pic:spPr>
                     <a:xfrm>
                       <a:off x="0" y="0"/>
-                      <a:ext cx="5303520" cy="3729038"/>
+                      <a:ext cx="5303520" cy="3720751"/>
                     </a:xfrm>
                     <a:prstGeom prst="rect"/>
                   </pic:spPr>
@@ -3592,7 +3711,63 @@
           <w:rFonts w:eastAsia="Microsoft YaHei" w:ascii="Microsoft YaHei" w:hAnsi="Microsoft YaHei"/>
           <w:b w:val="0"/>
         </w:rPr>
-        <w:t>点击「批量赠送」或「批量扣除」按钮后弹出此面板。面板包含五个区域：统一筛选区、目标用户列表、理由选择区、数量填写区、备注区。统一筛选区将「标签（下拉多选）、手机号/昵称、用户ID」作为并列筛选项，运营先勾选/填写所有条件后点击唯一「搜索」按钮一次性触发组合查询，命中或导入的用户统一进入「目标用户列表」直接作为待操作名单（</w:t>
+        <w:t>点击「批量赠送」或「批量扣除」按钮后弹出此面板。面板包含五个区域：统一筛选区、目标用户列表、理由选择区、数量填写区、备注区。统一筛选区提供两种</w:t>
+      </w:r>
+      <w:r>
+        <w:rPr>
+          <w:rFonts w:eastAsia="Microsoft YaHei" w:ascii="Microsoft YaHei" w:hAnsi="Microsoft YaHei"/>
+          <w:b/>
+        </w:rPr>
+        <w:t>互斥</w:t>
+      </w:r>
+      <w:r>
+        <w:rPr>
+          <w:rFonts w:eastAsia="Microsoft YaHei" w:ascii="Microsoft YaHei" w:hAnsi="Microsoft YaHei"/>
+          <w:b w:val="0"/>
+        </w:rPr>
+        <w:t xml:space="preserve">的人员筛选方式——① </w:t>
+      </w:r>
+      <w:r>
+        <w:rPr>
+          <w:rFonts w:eastAsia="Microsoft YaHei" w:ascii="Microsoft YaHei" w:hAnsi="Microsoft YaHei"/>
+          <w:b/>
+        </w:rPr>
+        <w:t>活动标签</w:t>
+      </w:r>
+      <w:r>
+        <w:rPr>
+          <w:rFonts w:eastAsia="Microsoft YaHei" w:ascii="Microsoft YaHei" w:hAnsi="Microsoft YaHei"/>
+          <w:b w:val="0"/>
+        </w:rPr>
+        <w:t xml:space="preserve">（单选下拉，枚举取自活动标签体系）；② </w:t>
+      </w:r>
+      <w:r>
+        <w:rPr>
+          <w:rFonts w:eastAsia="Microsoft YaHei" w:ascii="Microsoft YaHei" w:hAnsi="Microsoft YaHei"/>
+          <w:b/>
+        </w:rPr>
+        <w:t>手机号</w:t>
+      </w:r>
+      <w:r>
+        <w:rPr>
+          <w:rFonts w:eastAsia="Microsoft YaHei" w:ascii="Microsoft YaHei" w:hAnsi="Microsoft YaHei"/>
+          <w:b w:val="0"/>
+        </w:rPr>
+        <w:t>（精确/模糊查询）。两者</w:t>
+      </w:r>
+      <w:r>
+        <w:rPr>
+          <w:rFonts w:eastAsia="Microsoft YaHei" w:ascii="Microsoft YaHei" w:hAnsi="Microsoft YaHei"/>
+          <w:b/>
+        </w:rPr>
+        <w:t>不可同时</w:t>
+      </w:r>
+      <w:r>
+        <w:rPr>
+          <w:rFonts w:eastAsia="Microsoft YaHei" w:ascii="Microsoft YaHei" w:hAnsi="Microsoft YaHei"/>
+          <w:b w:val="0"/>
+        </w:rPr>
+        <w:t>作为搜索条件；运营选好其中一种后点击唯一「搜索」按钮触发查询，命中或导入的用户统一进入「目标用户列表」直接作为待操作名单（</w:t>
       </w:r>
       <w:r>
         <w:rPr>
@@ -3607,6 +3782,34 @@
           <w:b w:val="0"/>
         </w:rPr>
         <w:t>）。</w:t>
+      </w:r>
+      <w:r>
+        <w:rPr>
+          <w:rFonts w:eastAsia="Microsoft YaHei" w:ascii="Microsoft YaHei" w:hAnsi="Microsoft YaHei"/>
+          <w:b/>
+        </w:rPr>
+        <w:t>不支持</w:t>
+      </w:r>
+      <w:r>
+        <w:rPr>
+          <w:rFonts w:eastAsia="Microsoft YaHei" w:ascii="Microsoft YaHei" w:hAnsi="Microsoft YaHei"/>
+          <w:b w:val="0"/>
+        </w:rPr>
+        <w:t>昵称、用户ID 搜索；理由</w:t>
+      </w:r>
+      <w:r>
+        <w:rPr>
+          <w:rFonts w:eastAsia="Microsoft YaHei" w:ascii="Microsoft YaHei" w:hAnsi="Microsoft YaHei"/>
+          <w:b/>
+        </w:rPr>
+        <w:t>仅支持预设字典枚举</w:t>
+      </w:r>
+      <w:r>
+        <w:rPr>
+          <w:rFonts w:eastAsia="Microsoft YaHei" w:ascii="Microsoft YaHei" w:hAnsi="Microsoft YaHei"/>
+          <w:b w:val="0"/>
+        </w:rPr>
+        <w:t>（不支持自定义）。</w:t>
       </w:r>
     </w:p>
     <w:p>
@@ -3766,7 +3969,7 @@
                 <w:rFonts w:eastAsia="Microsoft YaHei" w:ascii="Microsoft YaHei" w:hAnsi="Microsoft YaHei"/>
                 <w:b w:val="0"/>
               </w:rPr>
-              <w:t>筛选条件组（标签下拉多选 + 手机号/昵称 + 用户ID）+「搜索」「重置」</w:t>
+              <w:t>筛选条件组（活动标签单选下拉 + 手机号）+「搜索」「重置」</w:t>
             </w:r>
           </w:p>
         </w:tc>
@@ -3781,7 +3984,7 @@
                 <w:rFonts w:eastAsia="Microsoft YaHei" w:ascii="Microsoft YaHei" w:hAnsi="Microsoft YaHei"/>
                 <w:b/>
               </w:rPr>
-              <w:t>所有筛选条件先选/填，再点唯一「搜索」按钮统一触发组合查询</w:t>
+              <w:t>活动标签与手机号互斥，二选一搜索</w:t>
             </w:r>
             <w:r>
               <w:rPr>
@@ -3795,28 +3998,84 @@
                 <w:rFonts w:eastAsia="Microsoft YaHei" w:ascii="Microsoft YaHei" w:hAnsi="Microsoft YaHei"/>
                 <w:b/>
               </w:rPr>
-              <w:t>标签</w:t>
+              <w:t>活动标签</w:t>
             </w:r>
             <w:r>
               <w:rPr>
                 <w:rFonts w:eastAsia="Microsoft YaHei" w:ascii="Microsoft YaHei" w:hAnsi="Microsoft YaHei"/>
                 <w:b w:val="0"/>
               </w:rPr>
-              <w:t xml:space="preserve">为「下拉多选」控件，点击展开勾选一个或多个用户标签（高活跃/沉睡用户/新用户/付费用户/VIP会员/风险用户），不再平铺 checkbox；② 手机号/昵称输入框支持模糊搜索；③ 用户ID输入框支持多个用逗号隔开。点击「搜索」→ 前端收集全部条件调用 </w:t>
+              <w:t>为「单选下拉」，点击展开选择一个活动标签（双11大促/周年庆/新人专享/会员日/沉睡唤醒/618复盘，</w:t>
+            </w:r>
+            <w:r>
+              <w:rPr>
+                <w:rFonts w:eastAsia="Microsoft YaHei" w:ascii="Microsoft YaHei" w:hAnsi="Microsoft YaHei"/>
+                <w:b w:val="0"/>
+              </w:rPr>
+              <w:t>@干系人 确认实际枚举</w:t>
+            </w:r>
+            <w:r>
+              <w:rPr>
+                <w:rFonts w:eastAsia="Microsoft YaHei" w:ascii="Microsoft YaHei" w:hAnsi="Microsoft YaHei"/>
+                <w:b w:val="0"/>
+              </w:rPr>
+              <w:t xml:space="preserve">），选中后点击「搜索」调用 </w:t>
             </w:r>
             <w:r>
               <w:rPr>
                 <w:rFonts w:ascii="Microsoft YaHei" w:hAnsi="Microsoft YaHei" w:eastAsia="Microsoft YaHei"/>
                 <w:color w:val="BE123C"/>
               </w:rPr>
-              <w:t>GET /api/admin/users?tags=标签1,标签2&amp;phone=手机号&amp;ids=用户ID&amp;page=1&amp;size=500</w:t>
+              <w:t>GET /api/admin/users?tag=活动标签</w:t>
             </w:r>
             <w:r>
               <w:rPr>
                 <w:rFonts w:eastAsia="Microsoft YaHei" w:ascii="Microsoft YaHei" w:hAnsi="Microsoft YaHei"/>
                 <w:b w:val="0"/>
               </w:rPr>
-              <w:t xml:space="preserve"> 一次性筛选，命中用户直接加入目标用户列表。点击「重置」清空所有筛选项并仅移除由筛选命中的用户（导入用户保留）。</w:t>
+              <w:t xml:space="preserve"> 返回该标签下用户；② </w:t>
+            </w:r>
+            <w:r>
+              <w:rPr>
+                <w:rFonts w:eastAsia="Microsoft YaHei" w:ascii="Microsoft YaHei" w:hAnsi="Microsoft YaHei"/>
+                <w:b/>
+              </w:rPr>
+              <w:t>手机号</w:t>
+            </w:r>
+            <w:r>
+              <w:rPr>
+                <w:rFonts w:eastAsia="Microsoft YaHei" w:ascii="Microsoft YaHei" w:hAnsi="Microsoft YaHei"/>
+                <w:b w:val="0"/>
+              </w:rPr>
+              <w:t xml:space="preserve">输入框支持精确/模糊查询，点击「搜索」调用 </w:t>
+            </w:r>
+            <w:r>
+              <w:rPr>
+                <w:rFonts w:ascii="Microsoft YaHei" w:hAnsi="Microsoft YaHei" w:eastAsia="Microsoft YaHei"/>
+                <w:color w:val="BE123C"/>
+              </w:rPr>
+              <w:t>GET /api/admin/users?phone=手机号</w:t>
+            </w:r>
+            <w:r>
+              <w:rPr>
+                <w:rFonts w:eastAsia="Microsoft YaHei" w:ascii="Microsoft YaHei" w:hAnsi="Microsoft YaHei"/>
+                <w:b w:val="0"/>
+              </w:rPr>
+              <w:t xml:space="preserve"> 返回匹配用户。两者</w:t>
+            </w:r>
+            <w:r>
+              <w:rPr>
+                <w:rFonts w:eastAsia="Microsoft YaHei" w:ascii="Microsoft YaHei" w:hAnsi="Microsoft YaHei"/>
+                <w:b/>
+              </w:rPr>
+              <w:t>同时填写</w:t>
+            </w:r>
+            <w:r>
+              <w:rPr>
+                <w:rFonts w:eastAsia="Microsoft YaHei" w:ascii="Microsoft YaHei" w:hAnsi="Microsoft YaHei"/>
+                <w:b w:val="0"/>
+              </w:rPr>
+              <w:t>时点「搜索」→ 提示「活动标签与手机号不可同时搜索，请只保留一种方式」并拦截。命中用户直接加入目标用户列表。点击「重置」清空筛选输入并仅移除由筛选命中的用户（导入用户保留）。</w:t>
             </w:r>
           </w:p>
         </w:tc>
@@ -3831,7 +4090,35 @@
                 <w:rFonts w:eastAsia="Microsoft YaHei" w:ascii="Microsoft YaHei" w:hAnsi="Microsoft YaHei"/>
                 <w:b w:val="0"/>
               </w:rPr>
-              <w:t>仅「搜索」「重置」两个按钮，不为每个条件单独配按钮；标签枚举来自用户标签体系</w:t>
+              <w:t>仅「搜索」「重置」两个按钮；</w:t>
+            </w:r>
+            <w:r>
+              <w:rPr>
+                <w:rFonts w:eastAsia="Microsoft YaHei" w:ascii="Microsoft YaHei" w:hAnsi="Microsoft YaHei"/>
+                <w:b/>
+              </w:rPr>
+              <w:t>不支持昵称、用户ID 搜索</w:t>
+            </w:r>
+            <w:r>
+              <w:rPr>
+                <w:rFonts w:eastAsia="Microsoft YaHei" w:ascii="Microsoft YaHei" w:hAnsi="Microsoft YaHei"/>
+                <w:b w:val="0"/>
+              </w:rPr>
+              <w:t>；活动标签枚举取自营销活动标签体系（</w:t>
+            </w:r>
+            <w:r>
+              <w:rPr>
+                <w:rFonts w:eastAsia="Microsoft YaHei" w:ascii="Microsoft YaHei" w:hAnsi="Microsoft YaHei"/>
+                <w:b w:val="0"/>
+              </w:rPr>
+              <w:t>@干系人 确认</w:t>
+            </w:r>
+            <w:r>
+              <w:rPr>
+                <w:rFonts w:eastAsia="Microsoft YaHei" w:ascii="Microsoft YaHei" w:hAnsi="Microsoft YaHei"/>
+                <w:b w:val="0"/>
+              </w:rPr>
+              <w:t>）</w:t>
             </w:r>
           </w:p>
         </w:tc>
@@ -3954,7 +4241,7 @@
                 <w:rFonts w:eastAsia="Microsoft YaHei" w:ascii="Microsoft YaHei" w:hAnsi="Microsoft YaHei"/>
                 <w:b w:val="0"/>
               </w:rPr>
-              <w:t>标签筛选命中 + 手动添加 + 导入 三类用户</w:t>
+              <w:t>标签筛选命中 + 导入 两类用户</w:t>
             </w:r>
             <w:r>
               <w:rPr>
@@ -4044,7 +4331,14 @@
                 <w:rFonts w:eastAsia="Microsoft YaHei" w:ascii="Microsoft YaHei" w:hAnsi="Microsoft YaHei"/>
                 <w:b w:val="0"/>
               </w:rPr>
-              <w:t>），枚举明细见本表下方清单</w:t>
+              <w:t>），枚举明细见本表下方清单；</w:t>
+            </w:r>
+            <w:r>
+              <w:rPr>
+                <w:rFonts w:eastAsia="Microsoft YaHei" w:ascii="Microsoft YaHei" w:hAnsi="Microsoft YaHei"/>
+                <w:b/>
+              </w:rPr>
+              <w:t>仅支持预设枚举，不支持自定义输入</w:t>
             </w:r>
           </w:p>
         </w:tc>
@@ -4076,7 +4370,7 @@
                 <w:rFonts w:eastAsia="Microsoft YaHei" w:ascii="Microsoft YaHei" w:hAnsi="Microsoft YaHei"/>
                 <w:b w:val="0"/>
               </w:rPr>
-              <w:t>—</w:t>
+              <w:t>数量填写区</w:t>
             </w:r>
           </w:p>
         </w:tc>
@@ -4091,7 +4385,7 @@
                 <w:rFonts w:eastAsia="Microsoft YaHei" w:ascii="Microsoft YaHei" w:hAnsi="Microsoft YaHei"/>
                 <w:b w:val="0"/>
               </w:rPr>
-              <w:t>其他理由输入框</w:t>
+              <w:t>虎力值数量输入框</w:t>
             </w:r>
           </w:p>
         </w:tc>
@@ -4106,7 +4400,7 @@
                 <w:rFonts w:eastAsia="Microsoft YaHei" w:ascii="Microsoft YaHei" w:hAnsi="Microsoft YaHei"/>
                 <w:b w:val="0"/>
               </w:rPr>
-              <w:t>选择「其他」时显示，自由文本输入，最大长度 50 字符</w:t>
+              <w:t>数字输入，统一应用于目标用户列表每位用户</w:t>
             </w:r>
           </w:p>
         </w:tc>
@@ -4121,7 +4415,7 @@
                 <w:rFonts w:eastAsia="Microsoft YaHei" w:ascii="Microsoft YaHei" w:hAnsi="Microsoft YaHei"/>
                 <w:b w:val="0"/>
               </w:rPr>
-              <w:t>仅「其他」选项可见</w:t>
+              <w:t>赠送：正整数；扣除：正整数（后端存为负值）</w:t>
             </w:r>
           </w:p>
         </w:tc>
@@ -4138,7 +4432,7 @@
                 <w:rFonts w:eastAsia="Microsoft YaHei" w:ascii="Microsoft YaHei" w:hAnsi="Microsoft YaHei"/>
                 <w:b w:val="0"/>
               </w:rPr>
-              <w:t>数量填写区</w:t>
+              <w:t>备注区</w:t>
             </w:r>
           </w:p>
         </w:tc>
@@ -4153,7 +4447,7 @@
                 <w:rFonts w:eastAsia="Microsoft YaHei" w:ascii="Microsoft YaHei" w:hAnsi="Microsoft YaHei"/>
                 <w:b w:val="0"/>
               </w:rPr>
-              <w:t>虎力值数量输入框</w:t>
+              <w:t>备注文本框</w:t>
             </w:r>
           </w:p>
         </w:tc>
@@ -4166,9 +4460,16 @@
             <w:r>
               <w:rPr>
                 <w:rFonts w:eastAsia="Microsoft YaHei" w:ascii="Microsoft YaHei" w:hAnsi="Microsoft YaHei"/>
+                <w:b/>
+              </w:rPr>
+              <w:t>必填</w:t>
+            </w:r>
+            <w:r>
+              <w:rPr>
+                <w:rFonts w:eastAsia="Microsoft YaHei" w:ascii="Microsoft YaHei" w:hAnsi="Microsoft YaHei"/>
                 <w:b w:val="0"/>
               </w:rPr>
-              <w:t>数字输入，统一应用于目标用户列表每位用户</w:t>
+              <w:t>，记录本次操作说明（如活动背景、工单号），最多 500 字，超出禁止输入</w:t>
             </w:r>
           </w:p>
         </w:tc>
@@ -4183,7 +4484,7 @@
                 <w:rFonts w:eastAsia="Microsoft YaHei" w:ascii="Microsoft YaHei" w:hAnsi="Microsoft YaHei"/>
                 <w:b w:val="0"/>
               </w:rPr>
-              <w:t>赠送：正整数；扣除：正整数（后端存为负值）</w:t>
+              <w:t>取《操作记录表》remark；列表与明细弹窗均展示</w:t>
             </w:r>
           </w:p>
         </w:tc>
@@ -4200,7 +4501,7 @@
                 <w:rFonts w:eastAsia="Microsoft YaHei" w:ascii="Microsoft YaHei" w:hAnsi="Microsoft YaHei"/>
                 <w:b w:val="0"/>
               </w:rPr>
-              <w:t>备注区</w:t>
+              <w:t>操作按钮</w:t>
             </w:r>
           </w:p>
         </w:tc>
@@ -4215,7 +4516,7 @@
                 <w:rFonts w:eastAsia="Microsoft YaHei" w:ascii="Microsoft YaHei" w:hAnsi="Microsoft YaHei"/>
                 <w:b w:val="0"/>
               </w:rPr>
-              <w:t>备注文本框</w:t>
+              <w:t>确认赠送 / 确认扣除</w:t>
             </w:r>
           </w:p>
         </w:tc>
@@ -4228,16 +4529,9 @@
             <w:r>
               <w:rPr>
                 <w:rFonts w:eastAsia="Microsoft YaHei" w:ascii="Microsoft YaHei" w:hAnsi="Microsoft YaHei"/>
-                <w:b/>
-              </w:rPr>
-              <w:t>必填</w:t>
-            </w:r>
-            <w:r>
-              <w:rPr>
-                <w:rFonts w:eastAsia="Microsoft YaHei" w:ascii="Microsoft YaHei" w:hAnsi="Microsoft YaHei"/>
                 <w:b w:val="0"/>
               </w:rPr>
-              <w:t>，记录本次操作说明（如活动背景、工单号），最多 500 字，超出禁止输入</w:t>
+              <w:t>根据入口按钮区分，提交时对目标用户列表全部用户生效</w:t>
             </w:r>
           </w:p>
         </w:tc>
@@ -4252,7 +4546,7 @@
                 <w:rFonts w:eastAsia="Microsoft YaHei" w:ascii="Microsoft YaHei" w:hAnsi="Microsoft YaHei"/>
                 <w:b w:val="0"/>
               </w:rPr>
-              <w:t>取《操作记录表》remark；列表与明细弹窗均展示</w:t>
+              <w:t>提交前校验（见下方逻辑）</w:t>
             </w:r>
           </w:p>
         </w:tc>
@@ -4269,68 +4563,6 @@
                 <w:rFonts w:eastAsia="Microsoft YaHei" w:ascii="Microsoft YaHei" w:hAnsi="Microsoft YaHei"/>
                 <w:b w:val="0"/>
               </w:rPr>
-              <w:t>操作按钮</w:t>
-            </w:r>
-          </w:p>
-        </w:tc>
-        <w:tc>
-          <w:tcPr>
-            <w:tcW w:type="dxa" w:w="2160"/>
-          </w:tcPr>
-          <w:p>
-            <w:r/>
-            <w:r>
-              <w:rPr>
-                <w:rFonts w:eastAsia="Microsoft YaHei" w:ascii="Microsoft YaHei" w:hAnsi="Microsoft YaHei"/>
-                <w:b w:val="0"/>
-              </w:rPr>
-              <w:t>确认赠送 / 确认扣除</w:t>
-            </w:r>
-          </w:p>
-        </w:tc>
-        <w:tc>
-          <w:tcPr>
-            <w:tcW w:type="dxa" w:w="2160"/>
-          </w:tcPr>
-          <w:p>
-            <w:r/>
-            <w:r>
-              <w:rPr>
-                <w:rFonts w:eastAsia="Microsoft YaHei" w:ascii="Microsoft YaHei" w:hAnsi="Microsoft YaHei"/>
-                <w:b w:val="0"/>
-              </w:rPr>
-              <w:t>根据入口按钮区分，提交时对目标用户列表全部用户生效</w:t>
-            </w:r>
-          </w:p>
-        </w:tc>
-        <w:tc>
-          <w:tcPr>
-            <w:tcW w:type="dxa" w:w="2160"/>
-          </w:tcPr>
-          <w:p>
-            <w:r/>
-            <w:r>
-              <w:rPr>
-                <w:rFonts w:eastAsia="Microsoft YaHei" w:ascii="Microsoft YaHei" w:hAnsi="Microsoft YaHei"/>
-                <w:b w:val="0"/>
-              </w:rPr>
-              <w:t>提交前校验（见下方逻辑）</w:t>
-            </w:r>
-          </w:p>
-        </w:tc>
-      </w:tr>
-      <w:tr>
-        <w:tc>
-          <w:tcPr>
-            <w:tcW w:type="dxa" w:w="2160"/>
-          </w:tcPr>
-          <w:p>
-            <w:r/>
-            <w:r>
-              <w:rPr>
-                <w:rFonts w:eastAsia="Microsoft YaHei" w:ascii="Microsoft YaHei" w:hAnsi="Microsoft YaHei"/>
-                <w:b w:val="0"/>
-              </w:rPr>
               <w:t>—</w:t>
             </w:r>
           </w:p>
@@ -4388,14 +4620,14 @@
           <w:rFonts w:eastAsia="Microsoft YaHei" w:ascii="Microsoft YaHei" w:hAnsi="Microsoft YaHei"/>
           <w:b/>
         </w:rPr>
-        <w:t>预设理由枚举（已有字典，非本期新建）：</w:t>
+        <w:t>预设理由枚举（已有字典，非本期新建，仅支持枚举、不支持自定义）：</w:t>
       </w:r>
       <w:r>
         <w:rPr>
           <w:rFonts w:eastAsia="Microsoft YaHei" w:ascii="Microsoft YaHei" w:hAnsi="Microsoft YaHei"/>
           <w:b w:val="0"/>
         </w:rPr>
-        <w:t>客服补偿 / 活动奖励补发 / 体验回馈 / 违规处罚 / 系统调整 / 误操作退回 / 其他（选中后自由填写，最长 50 字）。</w:t>
+        <w:t>客服补偿 / 活动奖励补发 / 体验回馈 / 违规处罚 / 系统调整 / 误操作退回。</w:t>
       </w:r>
     </w:p>
     <w:p>
@@ -4438,56 +4670,70 @@
           <w:rFonts w:eastAsia="Microsoft YaHei" w:ascii="Microsoft YaHei" w:hAnsi="Microsoft YaHei"/>
           <w:b/>
         </w:rPr>
-        <w:t>选择筛选条件：</w:t>
+        <w:t>选择筛选条件（二选一）：</w:t>
       </w:r>
       <w:r>
         <w:rPr>
           <w:rFonts w:eastAsia="Microsoft YaHei" w:ascii="Microsoft YaHei" w:hAnsi="Microsoft YaHei"/>
           <w:b w:val="0"/>
         </w:rPr>
-        <w:t xml:space="preserve">运营先在统一筛选区设置条件——① </w:t>
+        <w:t xml:space="preserve">运营在统一筛选区选择一种方式——① </w:t>
       </w:r>
       <w:r>
         <w:rPr>
           <w:rFonts w:eastAsia="Microsoft YaHei" w:ascii="Microsoft YaHei" w:hAnsi="Microsoft YaHei"/>
           <w:b/>
         </w:rPr>
-        <w:t>标签</w:t>
+        <w:t>活动标签</w:t>
       </w:r>
       <w:r>
         <w:rPr>
           <w:rFonts w:eastAsia="Microsoft YaHei" w:ascii="Microsoft YaHei" w:hAnsi="Microsoft YaHei"/>
           <w:b w:val="0"/>
         </w:rPr>
-        <w:t xml:space="preserve">为下拉多选，点击展开后勾选一个或多个用户标签（支持多选，不再平铺 checkbox）；② </w:t>
+        <w:t>：下拉单选一个活动标签（双11大促/周年庆/新人专享/会员日/沉睡唤醒/618复盘，</w:t>
+      </w:r>
+      <w:r>
+        <w:rPr>
+          <w:rFonts w:eastAsia="Microsoft YaHei" w:ascii="Microsoft YaHei" w:hAnsi="Microsoft YaHei"/>
+          <w:b w:val="0"/>
+        </w:rPr>
+        <w:t>@干系人 确认实际枚举</w:t>
+      </w:r>
+      <w:r>
+        <w:rPr>
+          <w:rFonts w:eastAsia="Microsoft YaHei" w:ascii="Microsoft YaHei" w:hAnsi="Microsoft YaHei"/>
+          <w:b w:val="0"/>
+        </w:rPr>
+        <w:t xml:space="preserve">）；或 ② </w:t>
       </w:r>
       <w:r>
         <w:rPr>
           <w:rFonts w:eastAsia="Microsoft YaHei" w:ascii="Microsoft YaHei" w:hAnsi="Microsoft YaHei"/>
           <w:b/>
         </w:rPr>
-        <w:t>手机号/昵称</w:t>
+        <w:t>手机号</w:t>
       </w:r>
       <w:r>
         <w:rPr>
           <w:rFonts w:eastAsia="Microsoft YaHei" w:ascii="Microsoft YaHei" w:hAnsi="Microsoft YaHei"/>
           <w:b w:val="0"/>
         </w:rPr>
-        <w:t xml:space="preserve">输入框支持模糊搜索；③ </w:t>
+        <w:t>：输入框填写手机号（支持精确/模糊）。</w:t>
       </w:r>
       <w:r>
         <w:rPr>
           <w:rFonts w:eastAsia="Microsoft YaHei" w:ascii="Microsoft YaHei" w:hAnsi="Microsoft YaHei"/>
           <w:b/>
         </w:rPr>
-        <w:t>用户ID</w:t>
+        <w:t>两者不可同时填写</w:t>
       </w:r>
       <w:r>
         <w:rPr>
           <w:rFonts w:eastAsia="Microsoft YaHei" w:ascii="Microsoft YaHei" w:hAnsi="Microsoft YaHei"/>
           <w:b w:val="0"/>
         </w:rPr>
-        <w:t>输入框支持多个用逗号隔开。</w:t>
+        <w:t>。</w:t>
       </w:r>
     </w:p>
     <w:p>
@@ -4506,35 +4752,49 @@
           <w:rFonts w:eastAsia="Microsoft YaHei" w:ascii="Microsoft YaHei" w:hAnsi="Microsoft YaHei"/>
           <w:b w:val="0"/>
         </w:rPr>
-        <w:t xml:space="preserve">前端收集全部已设条件，调用 </w:t>
+        <w:t>若活动标签与手机号</w:t>
+      </w:r>
+      <w:r>
+        <w:rPr>
+          <w:rFonts w:eastAsia="Microsoft YaHei" w:ascii="Microsoft YaHei" w:hAnsi="Microsoft YaHei"/>
+          <w:b/>
+        </w:rPr>
+        <w:t>同时填写</w:t>
+      </w:r>
+      <w:r>
+        <w:rPr>
+          <w:rFonts w:eastAsia="Microsoft YaHei" w:ascii="Microsoft YaHei" w:hAnsi="Microsoft YaHei"/>
+          <w:b w:val="0"/>
+        </w:rPr>
+        <w:t xml:space="preserve">，前端直接提示「活动标签与手机号不可同时搜索，请只保留一种方式」并拦截；否则按所选方式调用 </w:t>
       </w:r>
       <w:r>
         <w:rPr>
           <w:rFonts w:ascii="Microsoft YaHei" w:hAnsi="Microsoft YaHei" w:eastAsia="Microsoft YaHei"/>
           <w:color w:val="BE123C"/>
         </w:rPr>
-        <w:t>GET /api/admin/users?tags=标签1,标签2&amp;phone=手机号&amp;ids=用户ID&amp;page=1&amp;size=500</w:t>
+        <w:t>GET /api/admin/users?tag=活动标签</w:t>
       </w:r>
       <w:r>
         <w:rPr>
           <w:rFonts w:eastAsia="Microsoft YaHei" w:ascii="Microsoft YaHei" w:hAnsi="Microsoft YaHei"/>
           <w:b w:val="0"/>
         </w:rPr>
-        <w:t xml:space="preserve"> 向服务端发起</w:t>
+        <w:t xml:space="preserve"> 或 </w:t>
       </w:r>
       <w:r>
         <w:rPr>
-          <w:rFonts w:eastAsia="Microsoft YaHei" w:ascii="Microsoft YaHei" w:hAnsi="Microsoft YaHei"/>
-          <w:b/>
+          <w:rFonts w:ascii="Microsoft YaHei" w:hAnsi="Microsoft YaHei" w:eastAsia="Microsoft YaHei"/>
+          <w:color w:val="BE123C"/>
         </w:rPr>
-        <w:t>组合筛选</w:t>
+        <w:t>GET /api/admin/users?phone=手机号</w:t>
       </w:r>
       <w:r>
         <w:rPr>
           <w:rFonts w:eastAsia="Microsoft YaHei" w:ascii="Microsoft YaHei" w:hAnsi="Microsoft YaHei"/>
           <w:b w:val="0"/>
         </w:rPr>
-        <w:t>查询；服务端按条件匹配返回用户集合。</w:t>
+        <w:t xml:space="preserve"> 向服务端发起查询，返回用户集合。</w:t>
       </w:r>
     </w:p>
     <w:p>
@@ -4572,7 +4832,7 @@
           <w:rFonts w:eastAsia="Microsoft YaHei" w:ascii="Microsoft YaHei" w:hAnsi="Microsoft YaHei"/>
           <w:b w:val="0"/>
         </w:rPr>
-        <w:t>清空所有筛选输入（标签下拉、手机号、用户ID），并仅移除由筛选命中的用户（导入的用户保留），目标用户列表计数同步刷新。</w:t>
+        <w:t>清空筛选输入（活动标签下拉、手机号），并仅移除由筛选命中的用户（导入的用户保留），目标用户列表计数同步刷新。</w:t>
       </w:r>
     </w:p>
     <w:p>
@@ -5099,7 +5359,7 @@
         </w:rPr>
         <w:drawing>
           <wp:inline xmlns:a="http://schemas.openxmlformats.org/drawingml/2006/main" xmlns:pic="http://schemas.openxmlformats.org/drawingml/2006/picture">
-            <wp:extent cx="5303520" cy="3314700"/>
+            <wp:extent cx="5303520" cy="3720751"/>
             <wp:docPr id="6" name="Picture 6"/>
             <wp:cNvGraphicFramePr>
               <a:graphicFrameLocks noChangeAspect="1"/>
@@ -5120,7 +5380,7 @@
                   <pic:spPr>
                     <a:xfrm>
                       <a:off x="0" y="0"/>
-                      <a:ext cx="5303520" cy="3314700"/>
+                      <a:ext cx="5303520" cy="3720751"/>
                     </a:xfrm>
                     <a:prstGeom prst="rect"/>
                   </pic:spPr>
@@ -5709,7 +5969,21 @@
                 <w:rFonts w:eastAsia="Microsoft YaHei" w:ascii="Microsoft YaHei" w:hAnsi="Microsoft YaHei"/>
                 <w:b w:val="0"/>
               </w:rPr>
-              <w:t>用户手机号（脱敏显示：138****1234）</w:t>
+              <w:t>用户手机号（</w:t>
+            </w:r>
+            <w:r>
+              <w:rPr>
+                <w:rFonts w:eastAsia="Microsoft YaHei" w:ascii="Microsoft YaHei" w:hAnsi="Microsoft YaHei"/>
+                <w:b/>
+              </w:rPr>
+              <w:t>后管明文展示，不做脱敏</w:t>
+            </w:r>
+            <w:r>
+              <w:rPr>
+                <w:rFonts w:eastAsia="Microsoft YaHei" w:ascii="Microsoft YaHei" w:hAnsi="Microsoft YaHei"/>
+                <w:b w:val="0"/>
+              </w:rPr>
+              <w:t>：13812341234）</w:t>
             </w:r>
           </w:p>
         </w:tc>
@@ -5920,7 +6194,7 @@
         </w:rPr>
         <w:drawing>
           <wp:inline xmlns:a="http://schemas.openxmlformats.org/drawingml/2006/main" xmlns:pic="http://schemas.openxmlformats.org/drawingml/2006/picture">
-            <wp:extent cx="5303520" cy="3314700"/>
+            <wp:extent cx="5303520" cy="10504557"/>
             <wp:docPr id="7" name="Picture 7"/>
             <wp:cNvGraphicFramePr>
               <a:graphicFrameLocks noChangeAspect="1"/>
@@ -5941,7 +6215,7 @@
                   <pic:spPr>
                     <a:xfrm>
                       <a:off x="0" y="0"/>
-                      <a:ext cx="5303520" cy="3314700"/>
+                      <a:ext cx="5303520" cy="10504557"/>
                     </a:xfrm>
                     <a:prstGeom prst="rect"/>
                   </pic:spPr>
@@ -6014,7 +6288,7 @@
         </w:rPr>
         <w:drawing>
           <wp:inline xmlns:a="http://schemas.openxmlformats.org/drawingml/2006/main" xmlns:pic="http://schemas.openxmlformats.org/drawingml/2006/picture">
-            <wp:extent cx="5303520" cy="3314700"/>
+            <wp:extent cx="5303520" cy="10504557"/>
             <wp:docPr id="8" name="Picture 8"/>
             <wp:cNvGraphicFramePr>
               <a:graphicFrameLocks noChangeAspect="1"/>
@@ -6035,7 +6309,7 @@
                   <pic:spPr>
                     <a:xfrm>
                       <a:off x="0" y="0"/>
-                      <a:ext cx="5303520" cy="3314700"/>
+                      <a:ext cx="5303520" cy="10504557"/>
                     </a:xfrm>
                     <a:prstGeom prst="rect"/>
                   </pic:spPr>
@@ -7726,7 +8000,7 @@
                 <w:rFonts w:eastAsia="Microsoft YaHei" w:ascii="Microsoft YaHei" w:hAnsi="Microsoft YaHei"/>
                 <w:b w:val="0"/>
               </w:rPr>
-              <w:t>在批量操作弹窗</w:t>
+              <w:t>打开批量赠送弹窗</w:t>
             </w:r>
           </w:p>
         </w:tc>
@@ -7741,7 +8015,7 @@
                 <w:rFonts w:eastAsia="Microsoft YaHei" w:ascii="Microsoft YaHei" w:hAnsi="Microsoft YaHei"/>
                 <w:b w:val="0"/>
               </w:rPr>
-              <w:t>理由下拉选择「其他」</w:t>
+              <w:t>在「活动标签」单选下拉选「双11大促」，同时在手机号框输入号码 → 点「搜索」</w:t>
             </w:r>
           </w:p>
         </w:tc>
@@ -7756,7 +8030,7 @@
                 <w:rFonts w:eastAsia="Microsoft YaHei" w:ascii="Microsoft YaHei" w:hAnsi="Microsoft YaHei"/>
                 <w:b w:val="0"/>
               </w:rPr>
-              <w:t>展开自由填写输入框，可输入自定义理由（最长 50 字符）</w:t>
+              <w:t>提示「活动标签与手机号不可同时搜索，请只保留一种方式」，查询被拦截；仅保留一种方式时正常返回命中用户</w:t>
             </w:r>
           </w:p>
         </w:tc>
@@ -7989,7 +8263,7 @@
                 <w:rFonts w:eastAsia="Microsoft YaHei" w:ascii="Microsoft YaHei" w:hAnsi="Microsoft YaHei"/>
                 <w:b w:val="0"/>
               </w:rPr>
-              <w:t>在筛选区标签下拉勾选「高活跃」「VIP会员」→ 点击「搜索」</w:t>
+              <w:t>在「活动标签」单选下拉选「双11大促」→ 点击「搜索」</w:t>
             </w:r>
           </w:p>
         </w:tc>
@@ -8004,7 +8278,7 @@
                 <w:rFonts w:eastAsia="Microsoft YaHei" w:ascii="Microsoft YaHei" w:hAnsi="Microsoft YaHei"/>
                 <w:b w:val="0"/>
               </w:rPr>
-              <w:t>目标用户列表出现命中的用户（去重）；点击「重置」→ 标签清空且由筛选命中的用户被移除，导入用户保留</w:t>
+              <w:t>目标用户列表出现该标签命中的用户（去重）；点击「重置」→ 标签清空且由筛选命中的用户被移除，导入用户保留</w:t>
             </w:r>
           </w:p>
         </w:tc>
@@ -8327,7 +8601,21 @@
                 <w:rFonts w:eastAsia="Microsoft YaHei" w:ascii="Microsoft YaHei" w:hAnsi="Microsoft YaHei"/>
                 <w:b w:val="0"/>
               </w:rPr>
-              <w:t>人数上限 ≤ 9,999（已确认）；数量上限 ≤ 99,999（已确认）；理由 ≤ 50 字；</w:t>
+              <w:t>人数上限 ≤ 9,999（已确认）；数量上限 ≤ 99,999（已确认）；理由：仅预设字典枚举，</w:t>
+            </w:r>
+            <w:r>
+              <w:rPr>
+                <w:rFonts w:eastAsia="Microsoft YaHei" w:ascii="Microsoft YaHei" w:hAnsi="Microsoft YaHei"/>
+                <w:b/>
+              </w:rPr>
+              <w:t>不支持自定义输入</w:t>
+            </w:r>
+            <w:r>
+              <w:rPr>
+                <w:rFonts w:eastAsia="Microsoft YaHei" w:ascii="Microsoft YaHei" w:hAnsi="Microsoft YaHei"/>
+                <w:b w:val="0"/>
+              </w:rPr>
+              <w:t>；</w:t>
             </w:r>
             <w:r>
               <w:rPr>

--- a/hlz-prd.docx
+++ b/hlz-prd.docx
@@ -83,14 +83,14 @@
           <w:rFonts w:eastAsia="Microsoft YaHei" w:ascii="Microsoft YaHei" w:hAnsi="Microsoft YaHei"/>
           <w:b w:val="0"/>
         </w:rPr>
-        <w:t>终稿 v1.1</w:t>
+        <w:t>定稿 v1.4</w:t>
       </w:r>
       <w:r>
         <w:rPr>
           <w:rFonts w:eastAsia="Microsoft YaHei" w:ascii="Microsoft YaHei" w:hAnsi="Microsoft YaHei"/>
           <w:b w:val="0"/>
         </w:rPr>
-        <w:t>｜ 创建：2026-07-28 ｜ 最近更新：2026-07-29 ｜ PM：（待填）</w:t>
+        <w:t>｜ 创建：2026-07-28 ｜ 最近更新：2026-07-30 ｜ PM：（待填）</w:t>
         <w:br/>
       </w:r>
     </w:p>
@@ -555,6 +555,83 @@
                 <w:b w:val="0"/>
               </w:rPr>
               <w:t>（如 13812341234）</w:t>
+            </w:r>
+          </w:p>
+        </w:tc>
+        <w:tc>
+          <w:tcPr>
+            <w:tcW w:type="dxa" w:w="1728"/>
+          </w:tcPr>
+          <w:p>
+            <w:r/>
+            <w:r>
+              <w:rPr>
+                <w:rFonts w:eastAsia="Microsoft YaHei" w:ascii="Microsoft YaHei" w:hAnsi="Microsoft YaHei"/>
+                <w:b w:val="0"/>
+              </w:rPr>
+              <w:t>已定稿</w:t>
+            </w:r>
+          </w:p>
+        </w:tc>
+      </w:tr>
+      <w:tr>
+        <w:tc>
+          <w:tcPr>
+            <w:tcW w:type="dxa" w:w="1728"/>
+          </w:tcPr>
+          <w:p>
+            <w:r/>
+            <w:r>
+              <w:rPr>
+                <w:rFonts w:eastAsia="Microsoft YaHei" w:ascii="Microsoft YaHei" w:hAnsi="Microsoft YaHei"/>
+                <w:b w:val="0"/>
+              </w:rPr>
+              <w:t>v1.4</w:t>
+            </w:r>
+          </w:p>
+        </w:tc>
+        <w:tc>
+          <w:tcPr>
+            <w:tcW w:type="dxa" w:w="1728"/>
+          </w:tcPr>
+          <w:p>
+            <w:r/>
+            <w:r>
+              <w:rPr>
+                <w:rFonts w:eastAsia="Microsoft YaHei" w:ascii="Microsoft YaHei" w:hAnsi="Microsoft YaHei"/>
+                <w:b w:val="0"/>
+              </w:rPr>
+              <w:t>2026-07-30</w:t>
+            </w:r>
+          </w:p>
+        </w:tc>
+        <w:tc>
+          <w:tcPr>
+            <w:tcW w:type="dxa" w:w="1728"/>
+          </w:tcPr>
+          <w:p>
+            <w:r/>
+            <w:r>
+              <w:rPr>
+                <w:rFonts w:eastAsia="Microsoft YaHei" w:ascii="Microsoft YaHei" w:hAnsi="Microsoft YaHei"/>
+                <w:b w:val="0"/>
+              </w:rPr>
+              <w:t>PM</w:t>
+            </w:r>
+          </w:p>
+        </w:tc>
+        <w:tc>
+          <w:tcPr>
+            <w:tcW w:type="dxa" w:w="1728"/>
+          </w:tcPr>
+          <w:p>
+            <w:r/>
+            <w:r>
+              <w:rPr>
+                <w:rFonts w:eastAsia="Microsoft YaHei" w:ascii="Microsoft YaHei" w:hAnsi="Microsoft YaHei"/>
+                <w:b w:val="0"/>
+              </w:rPr>
+              <w:t>定稿：活动标签枚举确认定稿为固定 6 项——双11大促 / 周年庆 / 新人专享 / 会员日 / 沉睡唤醒 / 618复盘；移除 PRD 中「@干系人 确认实际枚举」占位符，原型下拉选项即以此为准</w:t>
             </w:r>
           </w:p>
         </w:tc>
@@ -4005,21 +4082,7 @@
                 <w:rFonts w:eastAsia="Microsoft YaHei" w:ascii="Microsoft YaHei" w:hAnsi="Microsoft YaHei"/>
                 <w:b w:val="0"/>
               </w:rPr>
-              <w:t>为「单选下拉」，点击展开选择一个活动标签（双11大促/周年庆/新人专享/会员日/沉睡唤醒/618复盘，</w:t>
-            </w:r>
-            <w:r>
-              <w:rPr>
-                <w:rFonts w:eastAsia="Microsoft YaHei" w:ascii="Microsoft YaHei" w:hAnsi="Microsoft YaHei"/>
-                <w:b w:val="0"/>
-              </w:rPr>
-              <w:t>@干系人 确认实际枚举</w:t>
-            </w:r>
-            <w:r>
-              <w:rPr>
-                <w:rFonts w:eastAsia="Microsoft YaHei" w:ascii="Microsoft YaHei" w:hAnsi="Microsoft YaHei"/>
-                <w:b w:val="0"/>
-              </w:rPr>
-              <w:t xml:space="preserve">），选中后点击「搜索」调用 </w:t>
+              <w:t xml:space="preserve">为「单选下拉」，点击展开选择一个活动标签（双11大促/周年庆/新人专享/会员日/沉睡唤醒/618复盘，已确认固定枚举），选中后点击「搜索」调用 </w:t>
             </w:r>
             <w:r>
               <w:rPr>
@@ -4104,21 +4167,7 @@
                 <w:rFonts w:eastAsia="Microsoft YaHei" w:ascii="Microsoft YaHei" w:hAnsi="Microsoft YaHei"/>
                 <w:b w:val="0"/>
               </w:rPr>
-              <w:t>；活动标签枚举取自营销活动标签体系（</w:t>
-            </w:r>
-            <w:r>
-              <w:rPr>
-                <w:rFonts w:eastAsia="Microsoft YaHei" w:ascii="Microsoft YaHei" w:hAnsi="Microsoft YaHei"/>
-                <w:b w:val="0"/>
-              </w:rPr>
-              <w:t>@干系人 确认</w:t>
-            </w:r>
-            <w:r>
-              <w:rPr>
-                <w:rFonts w:eastAsia="Microsoft YaHei" w:ascii="Microsoft YaHei" w:hAnsi="Microsoft YaHei"/>
-                <w:b w:val="0"/>
-              </w:rPr>
-              <w:t>）</w:t>
+              <w:t>；活动标签枚举：双11大促/周年庆/新人专享/会员日/沉睡唤醒/618复盘（已确认固定枚举）</w:t>
             </w:r>
           </w:p>
         </w:tc>
@@ -4691,21 +4740,7 @@
           <w:rFonts w:eastAsia="Microsoft YaHei" w:ascii="Microsoft YaHei" w:hAnsi="Microsoft YaHei"/>
           <w:b w:val="0"/>
         </w:rPr>
-        <w:t>：下拉单选一个活动标签（双11大促/周年庆/新人专享/会员日/沉睡唤醒/618复盘，</w:t>
-      </w:r>
-      <w:r>
-        <w:rPr>
-          <w:rFonts w:eastAsia="Microsoft YaHei" w:ascii="Microsoft YaHei" w:hAnsi="Microsoft YaHei"/>
-          <w:b w:val="0"/>
-        </w:rPr>
-        <w:t>@干系人 确认实际枚举</w:t>
-      </w:r>
-      <w:r>
-        <w:rPr>
-          <w:rFonts w:eastAsia="Microsoft YaHei" w:ascii="Microsoft YaHei" w:hAnsi="Microsoft YaHei"/>
-          <w:b w:val="0"/>
-        </w:rPr>
-        <w:t xml:space="preserve">）；或 ② </w:t>
+        <w:t xml:space="preserve">：下拉单选一个活动标签（双11大促/周年庆/新人专享/会员日/沉睡唤醒/618复盘，已确认固定枚举）；或 ② </w:t>
       </w:r>
       <w:r>
         <w:rPr>

--- a/hlz-prd.docx
+++ b/hlz-prd.docx
@@ -83,14 +83,14 @@
           <w:rFonts w:eastAsia="Microsoft YaHei" w:ascii="Microsoft YaHei" w:hAnsi="Microsoft YaHei"/>
           <w:b w:val="0"/>
         </w:rPr>
-        <w:t>定稿 v1.4</w:t>
+        <w:t>定稿 v1.5</w:t>
       </w:r>
       <w:r>
         <w:rPr>
           <w:rFonts w:eastAsia="Microsoft YaHei" w:ascii="Microsoft YaHei" w:hAnsi="Microsoft YaHei"/>
           <w:b w:val="0"/>
         </w:rPr>
-        <w:t>｜ 创建：2026-07-28 ｜ 最近更新：2026-07-30 ｜ PM：（待填）</w:t>
+        <w:t>｜ 创建：2026-07-28 ｜ 最近更新：2026-07-31 ｜ PM：（待填）</w:t>
         <w:br/>
       </w:r>
     </w:p>
@@ -632,6 +632,83 @@
                 <w:b w:val="0"/>
               </w:rPr>
               <w:t>定稿：活动标签枚举确认定稿为固定 6 项——双11大促 / 周年庆 / 新人专享 / 会员日 / 沉睡唤醒 / 618复盘；移除 PRD 中「@干系人 确认实际枚举」占位符，原型下拉选项即以此为准</w:t>
+            </w:r>
+          </w:p>
+        </w:tc>
+        <w:tc>
+          <w:tcPr>
+            <w:tcW w:type="dxa" w:w="1728"/>
+          </w:tcPr>
+          <w:p>
+            <w:r/>
+            <w:r>
+              <w:rPr>
+                <w:rFonts w:eastAsia="Microsoft YaHei" w:ascii="Microsoft YaHei" w:hAnsi="Microsoft YaHei"/>
+                <w:b w:val="0"/>
+              </w:rPr>
+              <w:t>已定稿</w:t>
+            </w:r>
+          </w:p>
+        </w:tc>
+      </w:tr>
+      <w:tr>
+        <w:tc>
+          <w:tcPr>
+            <w:tcW w:type="dxa" w:w="1728"/>
+          </w:tcPr>
+          <w:p>
+            <w:r/>
+            <w:r>
+              <w:rPr>
+                <w:rFonts w:eastAsia="Microsoft YaHei" w:ascii="Microsoft YaHei" w:hAnsi="Microsoft YaHei"/>
+                <w:b w:val="0"/>
+              </w:rPr>
+              <w:t>v1.5</w:t>
+            </w:r>
+          </w:p>
+        </w:tc>
+        <w:tc>
+          <w:tcPr>
+            <w:tcW w:type="dxa" w:w="1728"/>
+          </w:tcPr>
+          <w:p>
+            <w:r/>
+            <w:r>
+              <w:rPr>
+                <w:rFonts w:eastAsia="Microsoft YaHei" w:ascii="Microsoft YaHei" w:hAnsi="Microsoft YaHei"/>
+                <w:b w:val="0"/>
+              </w:rPr>
+              <w:t>2026-07-31</w:t>
+            </w:r>
+          </w:p>
+        </w:tc>
+        <w:tc>
+          <w:tcPr>
+            <w:tcW w:type="dxa" w:w="1728"/>
+          </w:tcPr>
+          <w:p>
+            <w:r/>
+            <w:r>
+              <w:rPr>
+                <w:rFonts w:eastAsia="Microsoft YaHei" w:ascii="Microsoft YaHei" w:hAnsi="Microsoft YaHei"/>
+                <w:b w:val="0"/>
+              </w:rPr>
+              <w:t>PM</w:t>
+            </w:r>
+          </w:p>
+        </w:tc>
+        <w:tc>
+          <w:tcPr>
+            <w:tcW w:type="dxa" w:w="1728"/>
+          </w:tcPr>
+          <w:p>
+            <w:r/>
+            <w:r>
+              <w:rPr>
+                <w:rFonts w:eastAsia="Microsoft YaHei" w:ascii="Microsoft YaHei" w:hAnsi="Microsoft YaHei"/>
+                <w:b w:val="0"/>
+              </w:rPr>
+              <w:t>评审整改：移除批量导入功能——删除原型「批量导入表格」「下载导入模板」按钮及 downloadTemplate/handleImport/parseCSV 全套逻辑；PRD 同步删除批量导入表格入口行、导入相关异常分支、AC-06（下载导入模板），并修正流程图「搜索/ID/全选/导入」→「搜索/全选」、前置校验/重置/note 文案去除导入表述</w:t>
             </w:r>
           </w:p>
         </w:tc>
@@ -3844,7 +3921,7 @@
           <w:rFonts w:eastAsia="Microsoft YaHei" w:ascii="Microsoft YaHei" w:hAnsi="Microsoft YaHei"/>
           <w:b w:val="0"/>
         </w:rPr>
-        <w:t>作为搜索条件；运营选好其中一种后点击唯一「搜索」按钮触发查询，命中或导入的用户统一进入「目标用户列表」直接作为待操作名单（</w:t>
+        <w:t>作为搜索条件；运营选好其中一种后点击唯一「搜索」按钮触发查询，命中的用户统一进入「目标用户列表」直接作为待操作名单（</w:t>
       </w:r>
       <w:r>
         <w:rPr>
@@ -4138,7 +4215,7 @@
                 <w:rFonts w:eastAsia="Microsoft YaHei" w:ascii="Microsoft YaHei" w:hAnsi="Microsoft YaHei"/>
                 <w:b w:val="0"/>
               </w:rPr>
-              <w:t>时点「搜索」→ 提示「活动标签与手机号不可同时搜索，请只保留一种方式」并拦截。命中用户直接加入目标用户列表。点击「重置」清空筛选输入并仅移除由筛选命中的用户（导入用户保留）。</w:t>
+              <w:t>时点「搜索」→ 提示「活动标签与手机号不可同时搜索，请只保留一种方式」并拦截。命中用户直接加入目标用户列表。点击「重置」清空筛选输入并移除由筛选命中的用户。</w:t>
             </w:r>
           </w:p>
         </w:tc>
@@ -4184,7 +4261,7 @@
                 <w:rFonts w:eastAsia="Microsoft YaHei" w:ascii="Microsoft YaHei" w:hAnsi="Microsoft YaHei"/>
                 <w:b w:val="0"/>
               </w:rPr>
-              <w:t>—</w:t>
+              <w:t>目标用户列表</w:t>
             </w:r>
           </w:p>
         </w:tc>
@@ -4199,7 +4276,7 @@
                 <w:rFonts w:eastAsia="Microsoft YaHei" w:ascii="Microsoft YaHei" w:hAnsi="Microsoft YaHei"/>
                 <w:b w:val="0"/>
               </w:rPr>
-              <w:t>批量导入表格入口</w:t>
+              <w:t>统一用户清单表格</w:t>
             </w:r>
           </w:p>
         </w:tc>
@@ -4214,90 +4291,14 @@
                 <w:rFonts w:eastAsia="Microsoft YaHei" w:ascii="Microsoft YaHei" w:hAnsi="Microsoft YaHei"/>
                 <w:b w:val="0"/>
               </w:rPr>
-              <w:t>上传 CSV/Excel 文件，解析后命中用户</w:t>
+              <w:t>标签筛选命中用户</w:t>
             </w:r>
             <w:r>
               <w:rPr>
                 <w:rFonts w:eastAsia="Microsoft YaHei" w:ascii="Microsoft YaHei" w:hAnsi="Microsoft YaHei"/>
                 <w:b/>
               </w:rPr>
-              <w:t>直接加入目标用户列表</w:t>
-            </w:r>
-            <w:r>
-              <w:rPr>
-                <w:rFonts w:eastAsia="Microsoft YaHei" w:ascii="Microsoft YaHei" w:hAnsi="Microsoft YaHei"/>
-                <w:b w:val="0"/>
-              </w:rPr>
-              <w:t>（不再二次勾选「确认选中」），每行至少填一个字段（用户ID / 昵称 / 手机号）</w:t>
-            </w:r>
-          </w:p>
-        </w:tc>
-        <w:tc>
-          <w:tcPr>
-            <w:tcW w:type="dxa" w:w="2160"/>
-          </w:tcPr>
-          <w:p>
-            <w:r/>
-            <w:r>
-              <w:rPr>
-                <w:rFonts w:eastAsia="Microsoft YaHei" w:ascii="Microsoft YaHei" w:hAnsi="Microsoft YaHei"/>
-                <w:b w:val="0"/>
-              </w:rPr>
-              <w:t>提供「下载导入模板」按钮，模板仅含「用户ID / 昵称 / 手机号」三列</w:t>
-            </w:r>
-          </w:p>
-        </w:tc>
-      </w:tr>
-      <w:tr>
-        <w:tc>
-          <w:tcPr>
-            <w:tcW w:type="dxa" w:w="2160"/>
-          </w:tcPr>
-          <w:p>
-            <w:r/>
-            <w:r>
-              <w:rPr>
-                <w:rFonts w:eastAsia="Microsoft YaHei" w:ascii="Microsoft YaHei" w:hAnsi="Microsoft YaHei"/>
-                <w:b w:val="0"/>
-              </w:rPr>
-              <w:t>目标用户列表</w:t>
-            </w:r>
-          </w:p>
-        </w:tc>
-        <w:tc>
-          <w:tcPr>
-            <w:tcW w:type="dxa" w:w="2160"/>
-          </w:tcPr>
-          <w:p>
-            <w:r/>
-            <w:r>
-              <w:rPr>
-                <w:rFonts w:eastAsia="Microsoft YaHei" w:ascii="Microsoft YaHei" w:hAnsi="Microsoft YaHei"/>
-                <w:b w:val="0"/>
-              </w:rPr>
-              <w:t>统一用户清单表格</w:t>
-            </w:r>
-          </w:p>
-        </w:tc>
-        <w:tc>
-          <w:tcPr>
-            <w:tcW w:type="dxa" w:w="2160"/>
-          </w:tcPr>
-          <w:p>
-            <w:r/>
-            <w:r>
-              <w:rPr>
-                <w:rFonts w:eastAsia="Microsoft YaHei" w:ascii="Microsoft YaHei" w:hAnsi="Microsoft YaHei"/>
-                <w:b w:val="0"/>
-              </w:rPr>
-              <w:t>标签筛选命中 + 导入 两类用户</w:t>
-            </w:r>
-            <w:r>
-              <w:rPr>
-                <w:rFonts w:eastAsia="Microsoft YaHei" w:ascii="Microsoft YaHei" w:hAnsi="Microsoft YaHei"/>
-                <w:b/>
-              </w:rPr>
-              <w:t>合并展示</w:t>
+              <w:t>展示</w:t>
             </w:r>
             <w:r>
               <w:rPr>
@@ -4867,7 +4868,7 @@
           <w:rFonts w:eastAsia="Microsoft YaHei" w:ascii="Microsoft YaHei" w:hAnsi="Microsoft YaHei"/>
           <w:b w:val="0"/>
         </w:rPr>
-        <w:t>清空筛选输入（活动标签下拉、手机号），并仅移除由筛选命中的用户（导入的用户保留），目标用户列表计数同步刷新。</w:t>
+        <w:t>清空筛选输入（活动标签下拉、手机号），并移除由筛选命中的用户，目标用户列表计数同步刷新。</w:t>
       </w:r>
     </w:p>
     <w:p>
@@ -4876,7 +4877,7 @@
           <w:rFonts w:eastAsia="Microsoft YaHei" w:ascii="Microsoft YaHei" w:hAnsi="Microsoft YaHei"/>
           <w:b w:val="0"/>
         </w:rPr>
-        <w:t>统一筛选与批量导入两种方式相互独立又合并生效：最终「目标用户列表」= 筛选命中 ∪ 导入，点击底部「确认赠送 / 确认扣除」即对该清单全部用户执行操作，</w:t>
+        <w:t>统一筛选命中的用户直接进入「目标用户列表」，点击底部「确认赠送 / 确认扣除」即对该清单全部用户执行操作，</w:t>
       </w:r>
       <w:r>
         <w:rPr>
@@ -4918,7 +4919,7 @@
           <w:rFonts w:eastAsia="Microsoft YaHei" w:ascii="Microsoft YaHei" w:hAnsi="Microsoft YaHei"/>
           <w:b w:val="0"/>
         </w:rPr>
-        <w:t>目标用户列表不能为空 → 提示「请先通过筛选或导入选择人员」；数量必须为正整数且 &gt; 0 → 提示「请输入有效的赠送数量」；理由必选 → 提示「请选择操作理由」；</w:t>
+        <w:t>目标用户列表不能为空 → 提示「请先通过筛选选择人员」；数量必须为正整数且 &gt; 0 → 提示「请输入有效的赠送数量」；理由必选 → 提示「请选择操作理由」；</w:t>
       </w:r>
       <w:r>
         <w:rPr>
@@ -5289,18 +5290,6 @@
       </w:r>
     </w:p>
     <w:p>
-      <w:pPr>
-        <w:pStyle w:val="ListBullet"/>
-      </w:pPr>
-      <w:r>
-        <w:rPr>
-          <w:rFonts w:eastAsia="Microsoft YaHei" w:ascii="Microsoft YaHei" w:hAnsi="Microsoft YaHei"/>
-          <w:b w:val="0"/>
-        </w:rPr>
-        <w:t>导入模板解析失败（格式错误/列为空）→ 提示「导入文件格式不正确，请下载标准模板填写」。</w:t>
-      </w:r>
-    </w:p>
-    <w:p>
       <w:r>
         <w:rPr>
           <w:rFonts w:eastAsia="Microsoft YaHei" w:ascii="Microsoft YaHei" w:hAnsi="Microsoft YaHei"/>
@@ -7926,7 +7915,7 @@
                 <w:rFonts w:eastAsia="Microsoft YaHei" w:ascii="Microsoft YaHei" w:hAnsi="Microsoft YaHei"/>
                 <w:b w:val="0"/>
               </w:rPr>
-              <w:t>手机号输入框输入「13800001111,13800002222」回车</w:t>
+              <w:t>手机号输入框输入「13800001111」→ 点击「搜索」</w:t>
             </w:r>
           </w:p>
         </w:tc>
@@ -7941,7 +7930,7 @@
                 <w:rFonts w:eastAsia="Microsoft YaHei" w:ascii="Microsoft YaHei" w:hAnsi="Microsoft YaHei"/>
                 <w:b w:val="0"/>
               </w:rPr>
-              <w:t>两个手机号对应的用户同时添加到已选人员列表</w:t>
+              <w:t>该手机号匹配的用户加入目标用户列表，计数刷新</w:t>
             </w:r>
           </w:p>
         </w:tc>
@@ -7973,7 +7962,7 @@
                 <w:rFonts w:eastAsia="Microsoft YaHei" w:ascii="Microsoft YaHei" w:hAnsi="Microsoft YaHei"/>
                 <w:b w:val="0"/>
               </w:rPr>
-              <w:t>在批量操作弹窗</w:t>
+              <w:t>打开批量赠送弹窗</w:t>
             </w:r>
           </w:p>
         </w:tc>
@@ -7988,7 +7977,7 @@
                 <w:rFonts w:eastAsia="Microsoft YaHei" w:ascii="Microsoft YaHei" w:hAnsi="Microsoft YaHei"/>
                 <w:b w:val="0"/>
               </w:rPr>
-              <w:t>点击「下载导入模板」</w:t>
+              <w:t>在「活动标签」单选下拉选「双11大促」，同时在手机号框输入号码 → 点「搜索」</w:t>
             </w:r>
           </w:p>
         </w:tc>
@@ -8003,7 +7992,7 @@
                 <w:rFonts w:eastAsia="Microsoft YaHei" w:ascii="Microsoft YaHei" w:hAnsi="Microsoft YaHei"/>
                 <w:b w:val="0"/>
               </w:rPr>
-              <w:t>下载 Excel 模板（含「用户ID / 昵称 / 手机号」三列表头）</w:t>
+              <w:t>提示「活动标签与手机号不可同时搜索，请只保留一种方式」，查询被拦截；仅保留一种方式时正常返回命中用户</w:t>
             </w:r>
           </w:p>
         </w:tc>
@@ -8035,7 +8024,7 @@
                 <w:rFonts w:eastAsia="Microsoft YaHei" w:ascii="Microsoft YaHei" w:hAnsi="Microsoft YaHei"/>
                 <w:b w:val="0"/>
               </w:rPr>
-              <w:t>打开批量赠送弹窗</w:t>
+              <w:t>App 用户已被后台赠送 100 虎力值（理由=客服补偿）</w:t>
             </w:r>
           </w:p>
         </w:tc>
@@ -8050,7 +8039,7 @@
                 <w:rFonts w:eastAsia="Microsoft YaHei" w:ascii="Microsoft YaHei" w:hAnsi="Microsoft YaHei"/>
                 <w:b w:val="0"/>
               </w:rPr>
-              <w:t>在「活动标签」单选下拉选「双11大促」，同时在手机号框输入号码 → 点「搜索」</w:t>
+              <w:t>进入 App「任务中心」→ 点击「明细 ▸」</w:t>
             </w:r>
           </w:p>
         </w:tc>
@@ -8065,7 +8054,7 @@
                 <w:rFonts w:eastAsia="Microsoft YaHei" w:ascii="Microsoft YaHei" w:hAnsi="Microsoft YaHei"/>
                 <w:b w:val="0"/>
               </w:rPr>
-              <w:t>提示「活动标签与手机号不可同时搜索，请只保留一种方式」，查询被拦截；仅保留一种方式时正常返回命中用户</w:t>
+              <w:t>首条显示：理由=客服补偿，时间=操作时间，增减=+100（绿色）。</w:t>
             </w:r>
           </w:p>
         </w:tc>
@@ -8097,7 +8086,7 @@
                 <w:rFonts w:eastAsia="Microsoft YaHei" w:ascii="Microsoft YaHei" w:hAnsi="Microsoft YaHei"/>
                 <w:b w:val="0"/>
               </w:rPr>
-              <w:t>App 用户已被后台赠送 100 虎力值（理由=客服补偿）</w:t>
+              <w:t>App 用户已被后台扣除 200 虎力值（理由=违规处罚）</w:t>
             </w:r>
           </w:p>
         </w:tc>
@@ -8112,7 +8101,7 @@
                 <w:rFonts w:eastAsia="Microsoft YaHei" w:ascii="Microsoft YaHei" w:hAnsi="Microsoft YaHei"/>
                 <w:b w:val="0"/>
               </w:rPr>
-              <w:t>进入 App「任务中心」→ 点击「明细 ▸」</w:t>
+              <w:t>进入 App 变动记录页</w:t>
             </w:r>
           </w:p>
         </w:tc>
@@ -8127,7 +8116,7 @@
                 <w:rFonts w:eastAsia="Microsoft YaHei" w:ascii="Microsoft YaHei" w:hAnsi="Microsoft YaHei"/>
                 <w:b w:val="0"/>
               </w:rPr>
-              <w:t>首条显示：理由=客服补偿，时间=操作时间，增减=+100（绿色）。</w:t>
+              <w:t>列表中可见一条记录：理由=「违规处罚」，增减=「-200」（红色）</w:t>
             </w:r>
           </w:p>
         </w:tc>
@@ -8159,7 +8148,7 @@
                 <w:rFonts w:eastAsia="Microsoft YaHei" w:ascii="Microsoft YaHei" w:hAnsi="Microsoft YaHei"/>
                 <w:b w:val="0"/>
               </w:rPr>
-              <w:t>App 用户已被后台扣除 200 虎力值（理由=违规处罚）</w:t>
+              <w:t>在虎力值管理页面</w:t>
             </w:r>
           </w:p>
         </w:tc>
@@ -8174,7 +8163,7 @@
                 <w:rFonts w:eastAsia="Microsoft YaHei" w:ascii="Microsoft YaHei" w:hAnsi="Microsoft YaHei"/>
                 <w:b w:val="0"/>
               </w:rPr>
-              <w:t>进入 App 变动记录页</w:t>
+              <w:t>按操作类型筛选「扣除」+ 时间范围「本周」</w:t>
             </w:r>
           </w:p>
         </w:tc>
@@ -8189,7 +8178,7 @@
                 <w:rFonts w:eastAsia="Microsoft YaHei" w:ascii="Microsoft YaHei" w:hAnsi="Microsoft YaHei"/>
                 <w:b w:val="0"/>
               </w:rPr>
-              <w:t>列表中可见一条记录：理由=「违规处罚」，增减=「-200」（红色）</w:t>
+              <w:t>列表仅显示本周内的扣除类型记录</w:t>
             </w:r>
           </w:p>
         </w:tc>
@@ -8221,7 +8210,7 @@
                 <w:rFonts w:eastAsia="Microsoft YaHei" w:ascii="Microsoft YaHei" w:hAnsi="Microsoft YaHei"/>
                 <w:b w:val="0"/>
               </w:rPr>
-              <w:t>在虎力值管理页面</w:t>
+              <w:t>打开批量赠送弹窗</w:t>
             </w:r>
           </w:p>
         </w:tc>
@@ -8236,7 +8225,7 @@
                 <w:rFonts w:eastAsia="Microsoft YaHei" w:ascii="Microsoft YaHei" w:hAnsi="Microsoft YaHei"/>
                 <w:b w:val="0"/>
               </w:rPr>
-              <w:t>按操作类型筛选「扣除」+ 时间范围「本周」</w:t>
+              <w:t>在「活动标签」单选下拉选「双11大促」→ 点击「搜索」</w:t>
             </w:r>
           </w:p>
         </w:tc>
@@ -8251,7 +8240,7 @@
                 <w:rFonts w:eastAsia="Microsoft YaHei" w:ascii="Microsoft YaHei" w:hAnsi="Microsoft YaHei"/>
                 <w:b w:val="0"/>
               </w:rPr>
-              <w:t>列表仅显示本周内的扣除类型记录</w:t>
+              <w:t>目标用户列表出现该标签命中的用户（去重）；点击「重置」→ 标签清空且由筛选命中的用户被移除</w:t>
             </w:r>
           </w:p>
         </w:tc>
@@ -8283,7 +8272,7 @@
                 <w:rFonts w:eastAsia="Microsoft YaHei" w:ascii="Microsoft YaHei" w:hAnsi="Microsoft YaHei"/>
                 <w:b w:val="0"/>
               </w:rPr>
-              <w:t>打开批量赠送弹窗</w:t>
+              <w:t>在批量操作弹窗</w:t>
             </w:r>
           </w:p>
         </w:tc>
@@ -8298,7 +8287,7 @@
                 <w:rFonts w:eastAsia="Microsoft YaHei" w:ascii="Microsoft YaHei" w:hAnsi="Microsoft YaHei"/>
                 <w:b w:val="0"/>
               </w:rPr>
-              <w:t>在「活动标签」单选下拉选「双11大促」→ 点击「搜索」</w:t>
+              <w:t>选好用户与理由，备注留空 → 点击「确认赠送」</w:t>
             </w:r>
           </w:p>
         </w:tc>
@@ -8313,7 +8302,7 @@
                 <w:rFonts w:eastAsia="Microsoft YaHei" w:ascii="Microsoft YaHei" w:hAnsi="Microsoft YaHei"/>
                 <w:b w:val="0"/>
               </w:rPr>
-              <w:t>目标用户列表出现该标签命中的用户（去重）；点击「重置」→ 标签清空且由筛选命中的用户被移除，导入用户保留</w:t>
+              <w:t>提示「请填写备注（必填，最多 500 字）」，提交被拦截；填写 501 字 → 提示「备注超出 500 字上限」</w:t>
             </w:r>
           </w:p>
         </w:tc>
@@ -8331,68 +8320,6 @@
                 <w:b w:val="0"/>
               </w:rPr>
               <w:t>AC-12</w:t>
-            </w:r>
-          </w:p>
-        </w:tc>
-        <w:tc>
-          <w:tcPr>
-            <w:tcW w:type="dxa" w:w="2160"/>
-          </w:tcPr>
-          <w:p>
-            <w:r/>
-            <w:r>
-              <w:rPr>
-                <w:rFonts w:eastAsia="Microsoft YaHei" w:ascii="Microsoft YaHei" w:hAnsi="Microsoft YaHei"/>
-                <w:b w:val="0"/>
-              </w:rPr>
-              <w:t>在批量操作弹窗</w:t>
-            </w:r>
-          </w:p>
-        </w:tc>
-        <w:tc>
-          <w:tcPr>
-            <w:tcW w:type="dxa" w:w="2160"/>
-          </w:tcPr>
-          <w:p>
-            <w:r/>
-            <w:r>
-              <w:rPr>
-                <w:rFonts w:eastAsia="Microsoft YaHei" w:ascii="Microsoft YaHei" w:hAnsi="Microsoft YaHei"/>
-                <w:b w:val="0"/>
-              </w:rPr>
-              <w:t>选好用户与理由，备注留空 → 点击「确认赠送」</w:t>
-            </w:r>
-          </w:p>
-        </w:tc>
-        <w:tc>
-          <w:tcPr>
-            <w:tcW w:type="dxa" w:w="2160"/>
-          </w:tcPr>
-          <w:p>
-            <w:r/>
-            <w:r>
-              <w:rPr>
-                <w:rFonts w:eastAsia="Microsoft YaHei" w:ascii="Microsoft YaHei" w:hAnsi="Microsoft YaHei"/>
-                <w:b w:val="0"/>
-              </w:rPr>
-              <w:t>提示「请填写备注（必填，最多 500 字）」，提交被拦截；填写 501 字 → 提示「备注超出 500 字上限」</w:t>
-            </w:r>
-          </w:p>
-        </w:tc>
-      </w:tr>
-      <w:tr>
-        <w:tc>
-          <w:tcPr>
-            <w:tcW w:type="dxa" w:w="2160"/>
-          </w:tcPr>
-          <w:p>
-            <w:r/>
-            <w:r>
-              <w:rPr>
-                <w:rFonts w:eastAsia="Microsoft YaHei" w:ascii="Microsoft YaHei" w:hAnsi="Microsoft YaHei"/>
-                <w:b w:val="0"/>
-              </w:rPr>
-              <w:t>AC-13</w:t>
             </w:r>
           </w:p>
         </w:tc>

--- a/hlz-prd.docx
+++ b/hlz-prd.docx
@@ -83,7 +83,7 @@
           <w:rFonts w:eastAsia="Microsoft YaHei" w:ascii="Microsoft YaHei" w:hAnsi="Microsoft YaHei"/>
           <w:b w:val="0"/>
         </w:rPr>
-        <w:t>定稿 v1.5</w:t>
+        <w:t>定稿 v1.6</w:t>
       </w:r>
       <w:r>
         <w:rPr>
@@ -709,6 +709,83 @@
                 <w:b w:val="0"/>
               </w:rPr>
               <w:t>评审整改：移除批量导入功能——删除原型「批量导入表格」「下载导入模板」按钮及 downloadTemplate/handleImport/parseCSV 全套逻辑；PRD 同步删除批量导入表格入口行、导入相关异常分支、AC-06（下载导入模板），并修正流程图「搜索/ID/全选/导入」→「搜索/全选」、前置校验/重置/note 文案去除导入表述</w:t>
+            </w:r>
+          </w:p>
+        </w:tc>
+        <w:tc>
+          <w:tcPr>
+            <w:tcW w:type="dxa" w:w="1728"/>
+          </w:tcPr>
+          <w:p>
+            <w:r/>
+            <w:r>
+              <w:rPr>
+                <w:rFonts w:eastAsia="Microsoft YaHei" w:ascii="Microsoft YaHei" w:hAnsi="Microsoft YaHei"/>
+                <w:b w:val="0"/>
+              </w:rPr>
+              <w:t>已定稿</w:t>
+            </w:r>
+          </w:p>
+        </w:tc>
+      </w:tr>
+      <w:tr>
+        <w:tc>
+          <w:tcPr>
+            <w:tcW w:type="dxa" w:w="1728"/>
+          </w:tcPr>
+          <w:p>
+            <w:r/>
+            <w:r>
+              <w:rPr>
+                <w:rFonts w:eastAsia="Microsoft YaHei" w:ascii="Microsoft YaHei" w:hAnsi="Microsoft YaHei"/>
+                <w:b w:val="0"/>
+              </w:rPr>
+              <w:t>v1.6</w:t>
+            </w:r>
+          </w:p>
+        </w:tc>
+        <w:tc>
+          <w:tcPr>
+            <w:tcW w:type="dxa" w:w="1728"/>
+          </w:tcPr>
+          <w:p>
+            <w:r/>
+            <w:r>
+              <w:rPr>
+                <w:rFonts w:eastAsia="Microsoft YaHei" w:ascii="Microsoft YaHei" w:hAnsi="Microsoft YaHei"/>
+                <w:b w:val="0"/>
+              </w:rPr>
+              <w:t>2026-07-31</w:t>
+            </w:r>
+          </w:p>
+        </w:tc>
+        <w:tc>
+          <w:tcPr>
+            <w:tcW w:type="dxa" w:w="1728"/>
+          </w:tcPr>
+          <w:p>
+            <w:r/>
+            <w:r>
+              <w:rPr>
+                <w:rFonts w:eastAsia="Microsoft YaHei" w:ascii="Microsoft YaHei" w:hAnsi="Microsoft YaHei"/>
+                <w:b w:val="0"/>
+              </w:rPr>
+              <w:t>PM</w:t>
+            </w:r>
+          </w:p>
+        </w:tc>
+        <w:tc>
+          <w:tcPr>
+            <w:tcW w:type="dxa" w:w="1728"/>
+          </w:tcPr>
+          <w:p>
+            <w:r/>
+            <w:r>
+              <w:rPr>
+                <w:rFonts w:eastAsia="Microsoft YaHei" w:ascii="Microsoft YaHei" w:hAnsi="Microsoft YaHei"/>
+                <w:b w:val="0"/>
+              </w:rPr>
+              <w:t>评审整改：移除目标用户列表每行「移除」操作——原型删除「操作」列及 removeUser 函数；PRD 同步删除区域表「每行带移除可剔除」描述、步骤「移除」→「清空」、AC-10「被移除」→「被清空」</w:t>
             </w:r>
           </w:p>
         </w:tc>
@@ -2329,59 +2406,12 @@
       </w:r>
     </w:p>
     <w:p>
-      <w:pPr>
-        <w:jc w:val="center"/>
-      </w:pPr>
       <w:r>
         <w:rPr>
           <w:rFonts w:eastAsia="Microsoft YaHei" w:ascii="Microsoft YaHei" w:hAnsi="Microsoft YaHei"/>
+          <w:color w:val="DC2626"/>
         </w:rPr>
-        <w:drawing>
-          <wp:inline xmlns:a="http://schemas.openxmlformats.org/drawingml/2006/main" xmlns:pic="http://schemas.openxmlformats.org/drawingml/2006/picture">
-            <wp:extent cx="5303520" cy="3720751"/>
-            <wp:docPr id="4" name="Picture 4"/>
-            <wp:cNvGraphicFramePr>
-              <a:graphicFrameLocks noChangeAspect="1"/>
-            </wp:cNvGraphicFramePr>
-            <a:graphic>
-              <a:graphicData uri="http://schemas.openxmlformats.org/drawingml/2006/picture">
-                <pic:pic>
-                  <pic:nvPicPr>
-                    <pic:cNvPr id="0" name="image.png"/>
-                    <pic:cNvPicPr/>
-                  </pic:nvPicPr>
-                  <pic:blipFill>
-                    <a:blip r:embed="rId13"/>
-                    <a:stretch>
-                      <a:fillRect/>
-                    </a:stretch>
-                  </pic:blipFill>
-                  <pic:spPr>
-                    <a:xfrm>
-                      <a:off x="0" y="0"/>
-                      <a:ext cx="5303520" cy="3720751"/>
-                    </a:xfrm>
-                    <a:prstGeom prst="rect"/>
-                  </pic:spPr>
-                </pic:pic>
-              </a:graphicData>
-            </a:graphic>
-          </wp:inline>
-        </w:drawing>
-      </w:r>
-    </w:p>
-    <w:p>
-      <w:pPr>
-        <w:jc w:val="center"/>
-      </w:pPr>
-      <w:r>
-        <w:rPr>
-          <w:rFonts w:eastAsia="Microsoft YaHei" w:ascii="Microsoft YaHei" w:hAnsi="Microsoft YaHei"/>
-          <w:i/>
-          <w:color w:val="6B7280"/>
-          <w:sz w:val="18"/>
-        </w:rPr>
-        <w:t>平台端后台-虎力值管理列表页原型</w:t>
+        <w:t>[缺失图片] 平台端后台-虎力值管理列表页原型</w:t>
       </w:r>
     </w:p>
     <w:p>
@@ -3804,59 +3834,12 @@
       </w:r>
     </w:p>
     <w:p>
-      <w:pPr>
-        <w:jc w:val="center"/>
-      </w:pPr>
       <w:r>
         <w:rPr>
           <w:rFonts w:eastAsia="Microsoft YaHei" w:ascii="Microsoft YaHei" w:hAnsi="Microsoft YaHei"/>
+          <w:color w:val="DC2626"/>
         </w:rPr>
-        <w:drawing>
-          <wp:inline xmlns:a="http://schemas.openxmlformats.org/drawingml/2006/main" xmlns:pic="http://schemas.openxmlformats.org/drawingml/2006/picture">
-            <wp:extent cx="5303520" cy="3720751"/>
-            <wp:docPr id="5" name="Picture 5"/>
-            <wp:cNvGraphicFramePr>
-              <a:graphicFrameLocks noChangeAspect="1"/>
-            </wp:cNvGraphicFramePr>
-            <a:graphic>
-              <a:graphicData uri="http://schemas.openxmlformats.org/drawingml/2006/picture">
-                <pic:pic>
-                  <pic:nvPicPr>
-                    <pic:cNvPr id="0" name="image.png"/>
-                    <pic:cNvPicPr/>
-                  </pic:nvPicPr>
-                  <pic:blipFill>
-                    <a:blip r:embed="rId14"/>
-                    <a:stretch>
-                      <a:fillRect/>
-                    </a:stretch>
-                  </pic:blipFill>
-                  <pic:spPr>
-                    <a:xfrm>
-                      <a:off x="0" y="0"/>
-                      <a:ext cx="5303520" cy="3720751"/>
-                    </a:xfrm>
-                    <a:prstGeom prst="rect"/>
-                  </pic:spPr>
-                </pic:pic>
-              </a:graphicData>
-            </a:graphic>
-          </wp:inline>
-        </w:drawing>
-      </w:r>
-    </w:p>
-    <w:p>
-      <w:pPr>
-        <w:jc w:val="center"/>
-      </w:pPr>
-      <w:r>
-        <w:rPr>
-          <w:rFonts w:eastAsia="Microsoft YaHei" w:ascii="Microsoft YaHei" w:hAnsi="Microsoft YaHei"/>
-          <w:i/>
-          <w:color w:val="6B7280"/>
-          <w:sz w:val="18"/>
-        </w:rPr>
-        <w:t>平台端后台-批量赠送/扣除弹窗原型</w:t>
+        <w:t>[缺失图片] 平台端后台-批量赠送/扣除弹窗原型</w:t>
       </w:r>
     </w:p>
     <w:p>
@@ -4215,7 +4198,7 @@
                 <w:rFonts w:eastAsia="Microsoft YaHei" w:ascii="Microsoft YaHei" w:hAnsi="Microsoft YaHei"/>
                 <w:b w:val="0"/>
               </w:rPr>
-              <w:t>时点「搜索」→ 提示「活动标签与手机号不可同时搜索，请只保留一种方式」并拦截。命中用户直接加入目标用户列表。点击「重置」清空筛选输入并移除由筛选命中的用户。</w:t>
+              <w:t>时点「搜索」→ 提示「活动标签与手机号不可同时搜索，请只保留一种方式」并拦截。命中用户直接加入目标用户列表。点击「重置」清空筛选输入并清空由筛选命中的用户。</w:t>
             </w:r>
           </w:p>
         </w:tc>
@@ -4305,7 +4288,7 @@
                 <w:rFonts w:eastAsia="Microsoft YaHei" w:ascii="Microsoft YaHei" w:hAnsi="Microsoft YaHei"/>
                 <w:b w:val="0"/>
               </w:rPr>
-              <w:t>为一张清单，直接作为本次待操作名单；每行带「移除」可剔除；含计数「目标用户：N 人」</w:t>
+              <w:t>为一张清单，直接作为本次待操作名单；含计数「目标用户：N 人」</w:t>
             </w:r>
           </w:p>
         </w:tc>
@@ -4868,7 +4851,7 @@
           <w:rFonts w:eastAsia="Microsoft YaHei" w:ascii="Microsoft YaHei" w:hAnsi="Microsoft YaHei"/>
           <w:b w:val="0"/>
         </w:rPr>
-        <w:t>清空筛选输入（活动标签下拉、手机号），并移除由筛选命中的用户，目标用户列表计数同步刷新。</w:t>
+        <w:t>清空筛选输入（活动标签下拉、手机号），并清空由筛选命中的用户，目标用户列表计数同步刷新。</w:t>
       </w:r>
     </w:p>
     <w:p>
@@ -5374,59 +5357,12 @@
       </w:r>
     </w:p>
     <w:p>
-      <w:pPr>
-        <w:jc w:val="center"/>
-      </w:pPr>
       <w:r>
         <w:rPr>
           <w:rFonts w:eastAsia="Microsoft YaHei" w:ascii="Microsoft YaHei" w:hAnsi="Microsoft YaHei"/>
+          <w:color w:val="DC2626"/>
         </w:rPr>
-        <w:drawing>
-          <wp:inline xmlns:a="http://schemas.openxmlformats.org/drawingml/2006/main" xmlns:pic="http://schemas.openxmlformats.org/drawingml/2006/picture">
-            <wp:extent cx="5303520" cy="3720751"/>
-            <wp:docPr id="6" name="Picture 6"/>
-            <wp:cNvGraphicFramePr>
-              <a:graphicFrameLocks noChangeAspect="1"/>
-            </wp:cNvGraphicFramePr>
-            <a:graphic>
-              <a:graphicData uri="http://schemas.openxmlformats.org/drawingml/2006/picture">
-                <pic:pic>
-                  <pic:nvPicPr>
-                    <pic:cNvPr id="0" name="image.png"/>
-                    <pic:cNvPicPr/>
-                  </pic:nvPicPr>
-                  <pic:blipFill>
-                    <a:blip r:embed="rId15"/>
-                    <a:stretch>
-                      <a:fillRect/>
-                    </a:stretch>
-                  </pic:blipFill>
-                  <pic:spPr>
-                    <a:xfrm>
-                      <a:off x="0" y="0"/>
-                      <a:ext cx="5303520" cy="3720751"/>
-                    </a:xfrm>
-                    <a:prstGeom prst="rect"/>
-                  </pic:spPr>
-                </pic:pic>
-              </a:graphicData>
-            </a:graphic>
-          </wp:inline>
-        </w:drawing>
-      </w:r>
-    </w:p>
-    <w:p>
-      <w:pPr>
-        <w:jc w:val="center"/>
-      </w:pPr>
-      <w:r>
-        <w:rPr>
-          <w:rFonts w:eastAsia="Microsoft YaHei" w:ascii="Microsoft YaHei" w:hAnsi="Microsoft YaHei"/>
-          <w:i/>
-          <w:color w:val="6B7280"/>
-          <w:sz w:val="18"/>
-        </w:rPr>
-        <w:t>平台端后台-操作明细下钻弹窗原型</w:t>
+        <w:t>[缺失图片] 平台端后台-操作明细下钻弹窗原型</w:t>
       </w:r>
     </w:p>
     <w:p>
@@ -6209,59 +6145,12 @@
       </w:r>
     </w:p>
     <w:p>
-      <w:pPr>
-        <w:jc w:val="center"/>
-      </w:pPr>
       <w:r>
         <w:rPr>
           <w:rFonts w:eastAsia="Microsoft YaHei" w:ascii="Microsoft YaHei" w:hAnsi="Microsoft YaHei"/>
+          <w:color w:val="DC2626"/>
         </w:rPr>
-        <w:drawing>
-          <wp:inline xmlns:a="http://schemas.openxmlformats.org/drawingml/2006/main" xmlns:pic="http://schemas.openxmlformats.org/drawingml/2006/picture">
-            <wp:extent cx="5303520" cy="10504557"/>
-            <wp:docPr id="7" name="Picture 7"/>
-            <wp:cNvGraphicFramePr>
-              <a:graphicFrameLocks noChangeAspect="1"/>
-            </wp:cNvGraphicFramePr>
-            <a:graphic>
-              <a:graphicData uri="http://schemas.openxmlformats.org/drawingml/2006/picture">
-                <pic:pic>
-                  <pic:nvPicPr>
-                    <pic:cNvPr id="0" name="image.png"/>
-                    <pic:cNvPicPr/>
-                  </pic:nvPicPr>
-                  <pic:blipFill>
-                    <a:blip r:embed="rId16"/>
-                    <a:stretch>
-                      <a:fillRect/>
-                    </a:stretch>
-                  </pic:blipFill>
-                  <pic:spPr>
-                    <a:xfrm>
-                      <a:off x="0" y="0"/>
-                      <a:ext cx="5303520" cy="10504557"/>
-                    </a:xfrm>
-                    <a:prstGeom prst="rect"/>
-                  </pic:spPr>
-                </pic:pic>
-              </a:graphicData>
-            </a:graphic>
-          </wp:inline>
-        </w:drawing>
-      </w:r>
-    </w:p>
-    <w:p>
-      <w:pPr>
-        <w:jc w:val="center"/>
-      </w:pPr>
-      <w:r>
-        <w:rPr>
-          <w:rFonts w:eastAsia="Microsoft YaHei" w:ascii="Microsoft YaHei" w:hAnsi="Microsoft YaHei"/>
-          <w:i/>
-          <w:color w:val="6B7280"/>
-          <w:sz w:val="18"/>
-        </w:rPr>
-        <w:t>App-任务中心页原型</w:t>
+        <w:t>[缺失图片] App-任务中心页原型</w:t>
       </w:r>
     </w:p>
     <w:p>
@@ -6303,59 +6192,12 @@
       </w:r>
     </w:p>
     <w:p>
-      <w:pPr>
-        <w:jc w:val="center"/>
-      </w:pPr>
       <w:r>
         <w:rPr>
           <w:rFonts w:eastAsia="Microsoft YaHei" w:ascii="Microsoft YaHei" w:hAnsi="Microsoft YaHei"/>
+          <w:color w:val="DC2626"/>
         </w:rPr>
-        <w:drawing>
-          <wp:inline xmlns:a="http://schemas.openxmlformats.org/drawingml/2006/main" xmlns:pic="http://schemas.openxmlformats.org/drawingml/2006/picture">
-            <wp:extent cx="5303520" cy="10504557"/>
-            <wp:docPr id="8" name="Picture 8"/>
-            <wp:cNvGraphicFramePr>
-              <a:graphicFrameLocks noChangeAspect="1"/>
-            </wp:cNvGraphicFramePr>
-            <a:graphic>
-              <a:graphicData uri="http://schemas.openxmlformats.org/drawingml/2006/picture">
-                <pic:pic>
-                  <pic:nvPicPr>
-                    <pic:cNvPr id="0" name="image.png"/>
-                    <pic:cNvPicPr/>
-                  </pic:nvPicPr>
-                  <pic:blipFill>
-                    <a:blip r:embed="rId17"/>
-                    <a:stretch>
-                      <a:fillRect/>
-                    </a:stretch>
-                  </pic:blipFill>
-                  <pic:spPr>
-                    <a:xfrm>
-                      <a:off x="0" y="0"/>
-                      <a:ext cx="5303520" cy="10504557"/>
-                    </a:xfrm>
-                    <a:prstGeom prst="rect"/>
-                  </pic:spPr>
-                </pic:pic>
-              </a:graphicData>
-            </a:graphic>
-          </wp:inline>
-        </w:drawing>
-      </w:r>
-    </w:p>
-    <w:p>
-      <w:pPr>
-        <w:jc w:val="center"/>
-      </w:pPr>
-      <w:r>
-        <w:rPr>
-          <w:rFonts w:eastAsia="Microsoft YaHei" w:ascii="Microsoft YaHei" w:hAnsi="Microsoft YaHei"/>
-          <w:i/>
-          <w:color w:val="6B7280"/>
-          <w:sz w:val="18"/>
-        </w:rPr>
-        <w:t>App-变动记录页原型</w:t>
+        <w:t>[缺失图片] App-变动记录页原型</w:t>
       </w:r>
     </w:p>
     <w:p>
@@ -6834,7 +6676,7 @@
         </w:rPr>
         <w:t>本需求埋点事件与属性严格遵循</w:t>
       </w:r>
-      <w:hyperlink r:id="rId18">
+      <w:hyperlink r:id="rId13">
         <w:r>
           <w:rPr>
             <w:rStyle w:val="Hyperlink"/>
@@ -8240,7 +8082,7 @@
                 <w:rFonts w:eastAsia="Microsoft YaHei" w:ascii="Microsoft YaHei" w:hAnsi="Microsoft YaHei"/>
                 <w:b w:val="0"/>
               </w:rPr>
-              <w:t>目标用户列表出现该标签命中的用户（去重）；点击「重置」→ 标签清空且由筛选命中的用户被移除</w:t>
+              <w:t>目标用户列表出现该标签命中的用户（去重）；点击「重置」→ 标签清空且由筛选命中的用户被清空</w:t>
             </w:r>
           </w:p>
         </w:tc>
